--- a/klagomål/A 19252-2026 FSC-klagomål.docx
+++ b/klagomål/A 19252-2026 FSC-klagomål.docx
@@ -1069,7 +1069,7 @@
     <w:r>
       <w:tab/>
       <w:tab/>
-      <w:t>2026-04-21</w:t>
+      <w:t>2026-04-22</w:t>
       <w:br/>
       <w:br/>
     </w:r>

--- a/klagomål/A 19252-2026 FSC-klagomål.docx
+++ b/klagomål/A 19252-2026 FSC-klagomål.docx
@@ -1069,7 +1069,7 @@
     <w:r>
       <w:tab/>
       <w:tab/>
-      <w:t>2026-04-22</w:t>
+      <w:t>2026-04-23</w:t>
       <w:br/>
       <w:br/>
     </w:r>

--- a/klagomål/A 19252-2026 FSC-klagomål.docx
+++ b/klagomål/A 19252-2026 FSC-klagomål.docx
@@ -1069,7 +1069,7 @@
     <w:r>
       <w:tab/>
       <w:tab/>
-      <w:t>2026-04-23</w:t>
+      <w:t>2026-04-24</w:t>
       <w:br/>
       <w:br/>
     </w:r>

--- a/klagomål/A 19252-2026 FSC-klagomål.docx
+++ b/klagomål/A 19252-2026 FSC-klagomål.docx
@@ -1069,7 +1069,7 @@
     <w:r>
       <w:tab/>
       <w:tab/>
-      <w:t>2026-04-24</w:t>
+      <w:t>2026-04-25</w:t>
       <w:br/>
       <w:br/>
     </w:r>

--- a/klagomål/A 19252-2026 FSC-klagomål.docx
+++ b/klagomål/A 19252-2026 FSC-klagomål.docx
@@ -1069,7 +1069,7 @@
     <w:r>
       <w:tab/>
       <w:tab/>
-      <w:t>2026-04-25</w:t>
+      <w:t>2026-04-26</w:t>
       <w:br/>
       <w:br/>
     </w:r>

--- a/klagomål/A 19252-2026 FSC-klagomål.docx
+++ b/klagomål/A 19252-2026 FSC-klagomål.docx
@@ -1069,7 +1069,7 @@
     <w:r>
       <w:tab/>
       <w:tab/>
-      <w:t>2026-04-26</w:t>
+      <w:t>2026-04-27</w:t>
       <w:br/>
       <w:br/>
     </w:r>

--- a/klagomål/A 19252-2026 FSC-klagomål.docx
+++ b/klagomål/A 19252-2026 FSC-klagomål.docx
@@ -1069,7 +1069,7 @@
     <w:r>
       <w:tab/>
       <w:tab/>
-      <w:t>2026-04-27</w:t>
+      <w:t>2026-04-28</w:t>
       <w:br/>
       <w:br/>
     </w:r>

--- a/klagomål/A 19252-2026 FSC-klagomål.docx
+++ b/klagomål/A 19252-2026 FSC-klagomål.docx
@@ -1069,7 +1069,7 @@
     <w:r>
       <w:tab/>
       <w:tab/>
-      <w:t>2026-04-28</w:t>
+      <w:t>2026-04-29</w:t>
       <w:br/>
       <w:br/>
     </w:r>

--- a/klagomål/A 19252-2026 FSC-klagomål.docx
+++ b/klagomål/A 19252-2026 FSC-klagomål.docx
@@ -1069,7 +1069,7 @@
     <w:r>
       <w:tab/>
       <w:tab/>
-      <w:t>2026-04-29</w:t>
+      <w:t>2026-04-30</w:t>
       <w:br/>
       <w:br/>
     </w:r>

--- a/klagomål/A 19252-2026 FSC-klagomål.docx
+++ b/klagomål/A 19252-2026 FSC-klagomål.docx
@@ -1069,7 +1069,7 @@
     <w:r>
       <w:tab/>
       <w:tab/>
-      <w:t>2026-04-30</w:t>
+      <w:t>2026-05-01</w:t>
       <w:br/>
       <w:br/>
     </w:r>

--- a/klagomål/A 19252-2026 FSC-klagomål.docx
+++ b/klagomål/A 19252-2026 FSC-klagomål.docx
@@ -1069,7 +1069,7 @@
     <w:r>
       <w:tab/>
       <w:tab/>
-      <w:t>2026-05-01</w:t>
+      <w:t>2026-05-02</w:t>
       <w:br/>
       <w:br/>
     </w:r>

--- a/klagomål/A 19252-2026 FSC-klagomål.docx
+++ b/klagomål/A 19252-2026 FSC-klagomål.docx
@@ -1069,7 +1069,7 @@
     <w:r>
       <w:tab/>
       <w:tab/>
-      <w:t>2026-05-02</w:t>
+      <w:t>2026-05-03</w:t>
       <w:br/>
       <w:br/>
     </w:r>

--- a/klagomål/A 19252-2026 FSC-klagomål.docx
+++ b/klagomål/A 19252-2026 FSC-klagomål.docx
@@ -1069,7 +1069,7 @@
     <w:r>
       <w:tab/>
       <w:tab/>
-      <w:t>2026-05-16</w:t>
+      <w:t>2026-05-17</w:t>
       <w:br/>
       <w:br/>
     </w:r>

--- a/klagomål/A 19252-2026 FSC-klagomål.docx
+++ b/klagomål/A 19252-2026 FSC-klagomål.docx
@@ -1069,7 +1069,7 @@
     <w:r>
       <w:tab/>
       <w:tab/>
-      <w:t>2026-06-15</w:t>
+      <w:t>2026-06-16</w:t>
       <w:br/>
       <w:br/>
     </w:r>

--- a/klagomål/A 19252-2026 FSC-klagomål.docx
+++ b/klagomål/A 19252-2026 FSC-klagomål.docx
@@ -1069,7 +1069,7 @@
     <w:r>
       <w:tab/>
       <w:tab/>
-      <w:t>2026-06-16</w:t>
+      <w:t>2026-06-17</w:t>
       <w:br/>
       <w:br/>
     </w:r>

--- a/klagomål/A 19252-2026 FSC-klagomål.docx
+++ b/klagomål/A 19252-2026 FSC-klagomål.docx
@@ -1,6 +1,6 @@
 
 <file path=word/document.xml><?xml version="1.0" encoding="utf-8"?>
-<w:document xmlns:wpc="http://schemas.microsoft.com/office/word/2010/wordprocessingCanvas" xmlns:cx="http://schemas.microsoft.com/office/drawing/2014/chartex" xmlns:cx1="http://schemas.microsoft.com/office/drawing/2015/9/8/chartex" xmlns:cx2="http://schemas.microsoft.com/office/drawing/2015/10/21/chartex" xmlns:cx3="http://schemas.microsoft.com/office/drawing/2016/5/9/chartex" xmlns:cx4="http://schemas.microsoft.com/office/drawing/2016/5/10/chartex" xmlns:cx5="http://schemas.microsoft.com/office/drawing/2016/5/11/chartex" xmlns:cx6="http://schemas.microsoft.com/office/drawing/2016/5/12/chartex" xmlns:cx7="http://schemas.microsoft.com/office/drawing/2016/5/13/chartex" xmlns:cx8="http://schemas.microsoft.com/office/drawing/2016/5/14/chartex" xmlns:mc="http://schemas.openxmlformats.org/markup-compatibility/2006" xmlns:aink="http://schemas.microsoft.com/office/drawing/2016/ink" xmlns:am3d="http://schemas.microsoft.com/office/drawing/2017/model3d" xmlns:o="urn:schemas-microsoft-com:office:office" xmlns:oel="http://schemas.microsoft.com/office/2019/extlst" xmlns:r="http://schemas.openxmlformats.org/officeDocument/2006/relationships" xmlns:m="http://schemas.openxmlformats.org/officeDocument/2006/math" xmlns:v="urn:schemas-microsoft-com:vml" xmlns:wp14="http://schemas.microsoft.com/office/word/2010/wordprocessingDrawing" xmlns:wp="http://schemas.openxmlformats.org/drawingml/2006/wordprocessingDrawing" xmlns:w10="urn:schemas-microsoft-com:office:word" xmlns:w="http://schemas.openxmlformats.org/wordprocessingml/2006/main" xmlns:w14="http://schemas.microsoft.com/office/word/2010/wordml" xmlns:w15="http://schemas.microsoft.com/office/word/2012/wordml" xmlns:w16cex="http://schemas.microsoft.com/office/word/2018/wordml/cex" xmlns:w16cid="http://schemas.microsoft.com/office/word/2016/wordml/cid" xmlns:w16="http://schemas.microsoft.com/office/word/2018/wordml" xmlns:w16sdtdh="http://schemas.microsoft.com/office/word/2020/wordml/sdtdatahash" xmlns:w16se="http://schemas.microsoft.com/office/word/2015/wordml/symex" xmlns:wpg="http://schemas.microsoft.com/office/word/2010/wordprocessingGroup" xmlns:wpi="http://schemas.microsoft.com/office/word/2010/wordprocessingInk" xmlns:wne="http://schemas.microsoft.com/office/word/2006/wordml" xmlns:wps="http://schemas.microsoft.com/office/word/2010/wordprocessingShape" mc:Ignorable="w14 w15 w16se w16cid w16 w16cex w16sdtdh wp14">
+<w:document xmlns:wpc="http://schemas.microsoft.com/office/word/2010/wordprocessingCanvas" xmlns:cx="http://schemas.microsoft.com/office/drawing/2014/chartex" xmlns:cx1="http://schemas.microsoft.com/office/drawing/2015/9/8/chartex" xmlns:cx2="http://schemas.microsoft.com/office/drawing/2015/10/21/chartex" xmlns:cx3="http://schemas.microsoft.com/office/drawing/2016/5/9/chartex" xmlns:cx4="http://schemas.microsoft.com/office/drawing/2016/5/10/chartex" xmlns:cx5="http://schemas.microsoft.com/office/drawing/2016/5/11/chartex" xmlns:cx6="http://schemas.microsoft.com/office/drawing/2016/5/12/chartex" xmlns:cx7="http://schemas.microsoft.com/office/drawing/2016/5/13/chartex" xmlns:cx8="http://schemas.microsoft.com/office/drawing/2016/5/14/chartex" xmlns:mc="http://schemas.openxmlformats.org/markup-compatibility/2006" xmlns:aink="http://schemas.microsoft.com/office/drawing/2016/ink" xmlns:am3d="http://schemas.microsoft.com/office/drawing/2017/model3d" xmlns:o="urn:schemas-microsoft-com:office:office" xmlns:oel="http://schemas.microsoft.com/office/2019/extlst" xmlns:r="http://schemas.openxmlformats.org/officeDocument/2006/relationships" xmlns:m="http://schemas.openxmlformats.org/officeDocument/2006/math" xmlns:v="urn:schemas-microsoft-com:vml" xmlns:wp14="http://schemas.microsoft.com/office/word/2010/wordprocessingDrawing" xmlns:wp="http://schemas.openxmlformats.org/drawingml/2006/wordprocessingDrawing" xmlns:w10="urn:schemas-microsoft-com:office:word" xmlns:w="http://schemas.openxmlformats.org/wordprocessingml/2006/main" xmlns:w14="http://schemas.microsoft.com/office/word/2010/wordml" xmlns:w15="http://schemas.microsoft.com/office/word/2012/wordml" xmlns:w16cex="http://schemas.microsoft.com/office/word/2018/wordml/cex" xmlns:w16cid="http://schemas.microsoft.com/office/word/2016/wordml/cid" xmlns:w16="http://schemas.microsoft.com/office/word/2018/wordml" xmlns:w16du="http://schemas.microsoft.com/office/word/2023/wordml/word16du" xmlns:w16sdtdh="http://schemas.microsoft.com/office/word/2020/wordml/sdtdatahash" xmlns:w16sdtfl="http://schemas.microsoft.com/office/word/2024/wordml/sdtformatlock" xmlns:w16se="http://schemas.microsoft.com/office/word/2015/wordml/symex" xmlns:wpg="http://schemas.microsoft.com/office/word/2010/wordprocessingGroup" xmlns:wpi="http://schemas.microsoft.com/office/word/2010/wordprocessingInk" xmlns:wne="http://schemas.microsoft.com/office/word/2006/wordml" xmlns:wps="http://schemas.microsoft.com/office/word/2010/wordprocessingShape" mc:Ignorable="w14 w15 w16se w16cid w16 w16cex w16sdtdh w16sdtfl w16du wp14">
   <w:body>
     <w:p>
       <w:r>
@@ -168,7 +168,7 @@
     </w:p>
     <w:p>
       <w:r>
-        <w:t>Detta dokument behandlar höga naturvärden i avverkningsanmälan A 19252-2026 i Östhammars kommun. Denna avverkningsanmälan inkom 2026-04-20 16:16:32 och omfattar 10,0 ha.</w:t>
+        <w:t>Detta dokument behandlar höga naturvärden i avverkningsanmälan A 19252-2026 i Östhammars kommun som inkom 2026-04-20 och omfattar 10,0 ha.</w:t>
       </w:r>
     </w:p>
     <w:p>
@@ -191,12 +191,15 @@
     </w:p>
     <w:p>
       <w:r>
-        <w:t>I avverkningsanmälan har följande 11 naturvårdsarter hittats: spillkråka (NT, §4), ullticka (NT), vedskivlav (NT), bronshjon (S), granbarkgnagare (S), rödgul trumpetsvamp (S), skarp dropptaggsvamp (S), svavelriska (S), vedticka (S), tjäder (§4) och fläcknycklar (§8). Av dessa är 3 rödlistade. För rödlistade arter har rödlistekategorin angivits inom parentes. Arter som är signalarter enligt Skogsstyrelsen har markerats med (S). För fridlysta arter anges även paragrafen i Artskyddsförordningen som arten är fridlyst enligt.</w:t>
+        <w:t>I och inom 23 meter från avverkningsanmälan har följande 13 naturvårdsarter hittats: dofttaggsvamp (NT, T), skarp dropptaggsvamp (NT), ullticka (NT, T), vedskivlav (NT, T), bronshjon (S, T), granbarkgnagare (S, T), grönpyrola (S, T), rödgul trumpetsvamp (S), svavelriska (S), vedticka (S, T), spillkråka (T, §4), tjäder (T, §4) och fläcknycklar (§8). Av dessa är 4 rödlistade. För rödlistade arter har rödlistekategorin angivits inom parentes. Arter som är signalarter enligt Skogsstyrelsen har markerats med (S). Typiska arter inom Natura 2000 som är kopplade till skogsekosystem har markerats med (T). För fridlysta arter anges även paragrafen i Artskyddsförordningen som arten är fridlyst enligt.</w:t>
       </w:r>
     </w:p>
     <w:p>
       <w:r>
-        <w:t>De påträffade naturvårdsarterna är ett tydligt kvitto på att detta rör sig om en skog med höga naturvärden. I Figur 1 visas en karta över det avverkningsanmälda området, där samtliga fyndplatser för naturvårdsarter som finns registrerade på Artportalen har markerats.</w:t>
+        <w:t>De påträffade naturvårdsarterna är ett tydligt kvitto på att det rör sig om en skog med höga naturvärden.</w:t>
+      </w:r>
+      <w:r>
+        <w:t xml:space="preserve"> I Figur 1 visas fyndplatser för naturvårdsarter i området, som finns registrerade på Artportalen.</w:t>
       </w:r>
     </w:p>
     <w:p>
@@ -206,7 +209,7 @@
       <w:r>
         <w:drawing>
           <wp:inline xmlns:a="http://schemas.openxmlformats.org/drawingml/2006/main" xmlns:pic="http://schemas.openxmlformats.org/drawingml/2006/picture">
-            <wp:extent cx="5486400" cy="3154655"/>
+            <wp:extent cx="5486400" cy="4283540"/>
             <wp:docPr id="1" name="Picture 1"/>
             <wp:cNvGraphicFramePr>
               <a:graphicFrameLocks noChangeAspect="1"/>
@@ -227,7 +230,7 @@
                   <pic:spPr>
                     <a:xfrm>
                       <a:off x="0" y="0"/>
-                      <a:ext cx="5486400" cy="3154655"/>
+                      <a:ext cx="5486400" cy="4283540"/>
                     </a:xfrm>
                     <a:prstGeom prst="rect"/>
                   </pic:spPr>
@@ -241,9 +244,108 @@
     <w:p>
       <w:pPr>
         <w:pStyle w:val="Caption"/>
+        <w:spacing w:after="240"/>
       </w:pPr>
       <w:r>
-        <w:t>Figur 1. Fyndplatser för naturvårdsarter i det avverkningsanmälda området (röd linje). Markörer utan svart kant är placerade på fyndplatsen. Markörer med svart kant är placerade vid sidan av fyndplatsen och har ett svart streck som visar fyndplatsens exakta position. Kartans mittpunktskoordinat är N 6691731, E 668070 i SWEREF 99 TM.</w:t>
+        <w:t>Figur 1. Fyndplatser för naturvårdsarter i och inom 23 meter från avverkningsanmälan (röd linje). Markörer utan svart kant är placerade på fyndplatsen. Markörer med svart kant är placerade vid sidan av fyndplatsen och har ett svart streck som visar fyndplatsens exakta position. Kartans mittpunktskoordinat är N 6691731, E 668070 i SWEREF 99 TM.</w:t>
+      </w:r>
+    </w:p>
+    <w:p>
+      <w:pPr>
+        <w:pStyle w:val="Heading2"/>
+      </w:pPr>
+      <w:r>
+        <w:t>Fridlysta arter</w:t>
+      </w:r>
+    </w:p>
+    <w:p>
+      <w:r>
+        <w:t>Följande fridlysta arter har sina livsmiljöer och växtplatser i den avverkningsanmälda skogen: spillkråka (T, §4), tjäder (T, §4) och fläcknycklar (§8).</w:t>
+      </w:r>
+    </w:p>
+    <w:p>
+      <w:r>
+        <w:t xml:space="preserve">Observera att medlemsländerna är skyldiga att agera i enlighet med EU:s fågeldirektiv där det uttryckligen står att direktivet gäller för fåglar samt för deras ägg, bon och </w:t>
+      </w:r>
+      <w:r>
+        <w:rPr>
+          <w:b/>
+        </w:rPr>
+        <w:t xml:space="preserve">livsmiljöer </w:t>
+      </w:r>
+      <w:r>
+        <w:t>(artikel 1). Vidare att de åtgärder som vidtas inte får leda till en försämring av den nuvarande situationen beträffande bevarandet av de fågelarter som avses i artikel 1 (artikel 13). Fågeldirektivet är styrande för tillsynsansvariga myndigheters ärendehantering, ställningstaganden och beslutsfattande.</w:t>
+      </w:r>
+    </w:p>
+    <w:p>
+      <w:r>
+        <w:rPr>
+          <w:b/>
+        </w:rPr>
+        <w:t>Spillkråka (§4)</w:t>
+      </w:r>
+      <w:r>
+        <w:t xml:space="preserve"> omfattas av bilaga 1 i EU:s fågeldirektiv och är typisk art för </w:t>
+      </w:r>
+      <w:r>
+        <w:rPr>
+          <w:i/>
+        </w:rPr>
+        <w:t xml:space="preserve">9010 Taiga </w:t>
+      </w:r>
+      <w:r>
+        <w:t>och</w:t>
+      </w:r>
+      <w:r>
+        <w:rPr>
+          <w:i/>
+        </w:rPr>
+        <w:t xml:space="preserve"> 9740 Skogsbevuxen myr</w:t>
+      </w:r>
+      <w:r>
+        <w:t>. Den behöver grova träd, främst tall, asp och bok som boträd. Skogsbruk med korta omloppstider och täta, homogena ungskogar utgör det största hotet. Spillkråka är en nyckelart i skogliga miljöer vars övergivna bohål utnyttjas av flera andra hålhäckande fågelarter och fladdermöss, däribland pärluggla (EN, §4), knipa (§4), salskrake (§4) och skogsduva (§4). Hökuggla (VU, §4) och slaguggla (§4) häckar ofta i högstubbar som brutits av i höjd med ett gammalt spillkråkebo (SLU Artdatabanken, 2026; Skogsstyrelsen, 2016).</w:t>
+      </w:r>
+    </w:p>
+    <w:p>
+      <w:r>
+        <w:rPr>
+          <w:b/>
+        </w:rPr>
+        <w:t>Tjäder (§4)</w:t>
+      </w:r>
+      <w:r>
+        <w:t xml:space="preserve"> omfattas av bilaga 1 och 2 EU:s fågeldirektiv och är typisk art för </w:t>
+      </w:r>
+      <w:r>
+        <w:rPr>
+          <w:i/>
+        </w:rPr>
+        <w:t xml:space="preserve">9010 Taiga </w:t>
+      </w:r>
+      <w:r>
+        <w:t xml:space="preserve">och </w:t>
+      </w:r>
+      <w:r>
+        <w:rPr>
+          <w:i/>
+        </w:rPr>
+        <w:t>9740 Skogsbevuxen myr</w:t>
+      </w:r>
+      <w:r>
+        <w:t>. Tjädern är en utpräglad skogsfågel knuten till större sammanhängande barrskogsområden. Tupparna och hönorna utnyttjar till viss del olika miljöer, och habitatvalet varierar dessutom mellan olika delar av året. För att det ska finnas livskraftiga tjäderbestånd krävs funktionella skogslandskap med en blandning av uppvuxen, gles och luckig skog, täta sumpskogar, myrar och andra små våtmarker. Arten försvinner när skogen fragmenteras och den sammanlagda arealen hyggen och andra öppna områden blir för stor. Ett småskaligt och försiktigt virkesuttag genom hyggesfria metoder kan i vissa fall vara möjligt i området inom 200 m från lekcentrum. Längre ut från lekcentrum, inom 200–500 m bör den avverkade ytan inte överskrida 1 hektar för att undvika alltför stora och snabba förändringar (Skogsstyrelsen, 2019; SLU Artdatabanken, 2024).</w:t>
+      </w:r>
+    </w:p>
+    <w:p>
+      <w:r>
+        <w:t>I BILAGA 1 finns mer detaljerad information om ekologi samt krav på livsmiljö hos fridlysta arter.</w:t>
+      </w:r>
+    </w:p>
+    <w:p>
+      <w:pPr>
+        <w:pStyle w:val="Heading2"/>
+      </w:pPr>
+      <w:r>
+        <w:t>Övriga naturvårdsarter</w:t>
       </w:r>
     </w:p>
     <w:p>
@@ -271,6 +373,26 @@
         <w:rPr>
           <w:b/>
         </w:rPr>
+        <w:t xml:space="preserve">Dofttaggsvamp (NT) </w:t>
+      </w:r>
+      <w:r>
+        <w:t xml:space="preserve">bildar mykorrhiza med gran i framför allt äldre ängsgranskog eller örtrik granskog av frisk lågörttyp. Arten hotas huvudsakligen av slutavverkning och den överlever sannolikt inte en avverkning eftersom den är beroende de levande barrträdens rötter. Troligen missgynnas den av allt för hård gallring eller plockhuggning om huggningen inte efterföljs av skogsbete. Fler örtrika barrskogar, särskilt de med trädkontinuitet, måste skyddas i större utsträckning än vad som tidigare gjorts. Dofttaggsvamp är typisk art för </w:t>
+      </w:r>
+      <w:r>
+        <w:rPr>
+          <w:i/>
+        </w:rPr>
+        <w:t>9050 Näringsrik granskog</w:t>
+      </w:r>
+      <w:r>
+        <w:t xml:space="preserve"> (SLU Artdatabanken, 2024).</w:t>
+      </w:r>
+    </w:p>
+    <w:p>
+      <w:r>
+        <w:rPr>
+          <w:b/>
+        </w:rPr>
         <w:t xml:space="preserve">Granbarkgnagare </w:t>
       </w:r>
       <w:r>
@@ -284,6 +406,35 @@
       </w:r>
       <w:r>
         <w:t>(Ehnström, 2002; SLU Artdatabanken, 2025).</w:t>
+      </w:r>
+    </w:p>
+    <w:p>
+      <w:r>
+        <w:rPr>
+          <w:b/>
+        </w:rPr>
+        <w:t xml:space="preserve">Grönpyrola </w:t>
+      </w:r>
+      <w:r>
+        <w:t xml:space="preserve">växer främst på sandig, torr eller frisk mark i äldre barrskog, ofta på isälvsmaterial såsom sand och grus. Den påträffas främst i äldre naturligt uppkomna barrskogar, exempelvis på tallmoar, i åssluttningar, dyner och rasbranter. Arten är känslig för skogsbruksmetoder såsom slutavverkning och markberedning. Grönpyrola är typisk art för </w:t>
+      </w:r>
+      <w:r>
+        <w:rPr>
+          <w:i/>
+        </w:rPr>
+        <w:t>9010 Taiga, 9060 Åsbarrskog</w:t>
+      </w:r>
+      <w:r>
+        <w:t xml:space="preserve"> och</w:t>
+      </w:r>
+      <w:r>
+        <w:rPr>
+          <w:i/>
+        </w:rPr>
+        <w:t xml:space="preserve"> 1610 Åsöar i Östersjön </w:t>
+      </w:r>
+      <w:r>
+        <w:t>(Nitare &amp; Skogsstyrelsen, 2019; SLU Artdatabanken, 2025).</w:t>
       </w:r>
     </w:p>
     <w:p>
@@ -409,96 +560,6 @@
         <w:pStyle w:val="Heading1"/>
       </w:pPr>
       <w:r>
-        <w:t>Fridlysta arter</w:t>
-      </w:r>
-    </w:p>
-    <w:p>
-      <w:r>
-        <w:t>Följande fridlysta arter har sina livsmiljöer och växtplatser i den avverkningsanmälda skogen: spillkråka (NT, §4), tjäder (§4) och fläcknycklar (§8).</w:t>
-      </w:r>
-    </w:p>
-    <w:p>
-      <w:r>
-        <w:t xml:space="preserve">Observera att medlemsländerna är skyldiga att agera i enlighet med EU:s fågeldirektiv där det uttryckligen står att direktivet gäller för fåglar samt för deras ägg, bon och </w:t>
-      </w:r>
-      <w:r>
-        <w:rPr>
-          <w:b/>
-        </w:rPr>
-        <w:t xml:space="preserve">livsmiljöer </w:t>
-      </w:r>
-      <w:r>
-        <w:t>(artikel 1). Vidare att de åtgärder som vidtas inte får leda till en försämring av den nuvarande situationen beträffande bevarandet av de fågelarter som avses i artikel 1 (artikel 13). Fågeldirektivet är styrande för tillsynsansvariga myndigheters ärendehantering, ställningstaganden och beslutsfattande.</w:t>
-      </w:r>
-    </w:p>
-    <w:p>
-      <w:r>
-        <w:rPr>
-          <w:b/>
-        </w:rPr>
-        <w:t>Spillkråka (§4)</w:t>
-      </w:r>
-      <w:r>
-        <w:t xml:space="preserve"> omfattas av bilaga 1 i EU:s fågeldirektiv och är typisk art för </w:t>
-      </w:r>
-      <w:r>
-        <w:rPr>
-          <w:i/>
-        </w:rPr>
-        <w:t xml:space="preserve">9010 Taiga </w:t>
-      </w:r>
-      <w:r>
-        <w:t>och</w:t>
-      </w:r>
-      <w:r>
-        <w:rPr>
-          <w:i/>
-        </w:rPr>
-        <w:t xml:space="preserve"> 9740 Skogsbevuxen myr</w:t>
-      </w:r>
-      <w:r>
-        <w:t>. Den behöver grova träd, främst tall, asp och bok som boträd. Skogsbruk med korta omloppstider och täta, homogena ungskogar utgör det största hotet. Spillkråka är en nyckelart i skogliga miljöer vars övergivna bohål utnyttjas av flera andra hålhäckande fågelarter och fladdermöss, däribland pärluggla (EN, §4), knipa (§4), salskrake (§4) och skogsduva (§4). Hökuggla (VU, §4) och slaguggla (§4) häckar ofta i högstubbar som brutits av i höjd med ett gammalt spillkråkebo (SLU Artdatabanken, 2026; Skogsstyrelsen, 2016).</w:t>
-      </w:r>
-    </w:p>
-    <w:p>
-      <w:r>
-        <w:rPr>
-          <w:b/>
-        </w:rPr>
-        <w:t>Tjäder (§4)</w:t>
-      </w:r>
-      <w:r>
-        <w:t xml:space="preserve"> omfattas av bilaga 1 och 2 EU:s fågeldirektiv och är typisk art för </w:t>
-      </w:r>
-      <w:r>
-        <w:rPr>
-          <w:i/>
-        </w:rPr>
-        <w:t xml:space="preserve">9010 Taiga </w:t>
-      </w:r>
-      <w:r>
-        <w:t xml:space="preserve">och </w:t>
-      </w:r>
-      <w:r>
-        <w:rPr>
-          <w:i/>
-        </w:rPr>
-        <w:t>9740 Skogsbevuxen myr</w:t>
-      </w:r>
-      <w:r>
-        <w:t>. Tjädern är en utpräglad skogsfågel knuten till större sammanhängande barrskogsområden. Tupparna och hönorna utnyttjar till viss del olika miljöer, och habitatvalet varierar dessutom mellan olika delar av året. För att det ska finnas livskraftiga tjäderbestånd krävs funktionella skogslandskap med en blandning av uppvuxen, gles och luckig skog, täta sumpskogar, myrar och andra små våtmarker. Arten försvinner när skogen fragmenteras och den sammanlagda arealen hyggen och andra öppna områden blir för stor. Ett småskaligt och försiktigt virkesuttag genom hyggesfria metoder kan i vissa fall vara möjligt i området inom 200 m från lekcentrum. Längre ut från lekcentrum, inom 200–500 m bör den avverkade ytan inte överskrida 1 hektar för att undvika alltför stora och snabba förändringar (Skogsstyrelsen, 2019; SLU Artdatabanken, 2024).</w:t>
-      </w:r>
-    </w:p>
-    <w:p>
-      <w:r>
-        <w:t>I BILAGA 1 finns mer detaljerad information om ekologi samt krav på livsmiljö hos fridlysta arter.</w:t>
-      </w:r>
-    </w:p>
-    <w:p>
-      <w:pPr>
-        <w:pStyle w:val="Heading1"/>
-      </w:pPr>
-      <w:r>
         <w:t>Certifiering</w:t>
       </w:r>
     </w:p>
@@ -600,7 +661,7 @@
         <w:rPr>
           <w:i/>
         </w:rPr>
-        <w:t>I det avverkningsanmälda skogsområdet har 11 naturvårdsarter varav 3 rödlistade arter sina livsmiljöer och växtplatser.</w:t>
+        <w:t>I det avverkningsanmälda skogsområdet har 13 naturvårdsarter varav 4 rödlistade arter sina livsmiljöer och växtplatser.</w:t>
       </w:r>
     </w:p>
     <w:p>
@@ -959,7 +1020,7 @@
 </file>
 
 <file path=word/endnotes.xml><?xml version="1.0" encoding="utf-8"?>
-<w:endnotes xmlns:wpc="http://schemas.microsoft.com/office/word/2010/wordprocessingCanvas" xmlns:cx="http://schemas.microsoft.com/office/drawing/2014/chartex" xmlns:cx1="http://schemas.microsoft.com/office/drawing/2015/9/8/chartex" xmlns:cx2="http://schemas.microsoft.com/office/drawing/2015/10/21/chartex" xmlns:cx3="http://schemas.microsoft.com/office/drawing/2016/5/9/chartex" xmlns:cx4="http://schemas.microsoft.com/office/drawing/2016/5/10/chartex" xmlns:cx5="http://schemas.microsoft.com/office/drawing/2016/5/11/chartex" xmlns:cx6="http://schemas.microsoft.com/office/drawing/2016/5/12/chartex" xmlns:cx7="http://schemas.microsoft.com/office/drawing/2016/5/13/chartex" xmlns:cx8="http://schemas.microsoft.com/office/drawing/2016/5/14/chartex" xmlns:mc="http://schemas.openxmlformats.org/markup-compatibility/2006" xmlns:aink="http://schemas.microsoft.com/office/drawing/2016/ink" xmlns:am3d="http://schemas.microsoft.com/office/drawing/2017/model3d" xmlns:o="urn:schemas-microsoft-com:office:office" xmlns:oel="http://schemas.microsoft.com/office/2019/extlst" xmlns:r="http://schemas.openxmlformats.org/officeDocument/2006/relationships" xmlns:m="http://schemas.openxmlformats.org/officeDocument/2006/math" xmlns:v="urn:schemas-microsoft-com:vml" xmlns:wp14="http://schemas.microsoft.com/office/word/2010/wordprocessingDrawing" xmlns:wp="http://schemas.openxmlformats.org/drawingml/2006/wordprocessingDrawing" xmlns:w10="urn:schemas-microsoft-com:office:word" xmlns:w="http://schemas.openxmlformats.org/wordprocessingml/2006/main" xmlns:w14="http://schemas.microsoft.com/office/word/2010/wordml" xmlns:w15="http://schemas.microsoft.com/office/word/2012/wordml" xmlns:w16cex="http://schemas.microsoft.com/office/word/2018/wordml/cex" xmlns:w16cid="http://schemas.microsoft.com/office/word/2016/wordml/cid" xmlns:w16="http://schemas.microsoft.com/office/word/2018/wordml" xmlns:w16sdtdh="http://schemas.microsoft.com/office/word/2020/wordml/sdtdatahash" xmlns:w16se="http://schemas.microsoft.com/office/word/2015/wordml/symex" xmlns:wpg="http://schemas.microsoft.com/office/word/2010/wordprocessingGroup" xmlns:wpi="http://schemas.microsoft.com/office/word/2010/wordprocessingInk" xmlns:wne="http://schemas.microsoft.com/office/word/2006/wordml" xmlns:wps="http://schemas.microsoft.com/office/word/2010/wordprocessingShape" mc:Ignorable="w14 w15 w16se w16cid w16 w16cex w16sdtdh wp14">
+<w:endnotes xmlns:wpc="http://schemas.microsoft.com/office/word/2010/wordprocessingCanvas" xmlns:cx="http://schemas.microsoft.com/office/drawing/2014/chartex" xmlns:cx1="http://schemas.microsoft.com/office/drawing/2015/9/8/chartex" xmlns:cx2="http://schemas.microsoft.com/office/drawing/2015/10/21/chartex" xmlns:cx3="http://schemas.microsoft.com/office/drawing/2016/5/9/chartex" xmlns:cx4="http://schemas.microsoft.com/office/drawing/2016/5/10/chartex" xmlns:cx5="http://schemas.microsoft.com/office/drawing/2016/5/11/chartex" xmlns:cx6="http://schemas.microsoft.com/office/drawing/2016/5/12/chartex" xmlns:cx7="http://schemas.microsoft.com/office/drawing/2016/5/13/chartex" xmlns:cx8="http://schemas.microsoft.com/office/drawing/2016/5/14/chartex" xmlns:mc="http://schemas.openxmlformats.org/markup-compatibility/2006" xmlns:aink="http://schemas.microsoft.com/office/drawing/2016/ink" xmlns:am3d="http://schemas.microsoft.com/office/drawing/2017/model3d" xmlns:o="urn:schemas-microsoft-com:office:office" xmlns:oel="http://schemas.microsoft.com/office/2019/extlst" xmlns:r="http://schemas.openxmlformats.org/officeDocument/2006/relationships" xmlns:m="http://schemas.openxmlformats.org/officeDocument/2006/math" xmlns:v="urn:schemas-microsoft-com:vml" xmlns:wp14="http://schemas.microsoft.com/office/word/2010/wordprocessingDrawing" xmlns:wp="http://schemas.openxmlformats.org/drawingml/2006/wordprocessingDrawing" xmlns:w10="urn:schemas-microsoft-com:office:word" xmlns:w="http://schemas.openxmlformats.org/wordprocessingml/2006/main" xmlns:w14="http://schemas.microsoft.com/office/word/2010/wordml" xmlns:w15="http://schemas.microsoft.com/office/word/2012/wordml" xmlns:w16cex="http://schemas.microsoft.com/office/word/2018/wordml/cex" xmlns:w16cid="http://schemas.microsoft.com/office/word/2016/wordml/cid" xmlns:w16="http://schemas.microsoft.com/office/word/2018/wordml" xmlns:w16du="http://schemas.microsoft.com/office/word/2023/wordml/word16du" xmlns:w16sdtdh="http://schemas.microsoft.com/office/word/2020/wordml/sdtdatahash" xmlns:w16sdtfl="http://schemas.microsoft.com/office/word/2024/wordml/sdtformatlock" xmlns:w16se="http://schemas.microsoft.com/office/word/2015/wordml/symex" xmlns:wpg="http://schemas.microsoft.com/office/word/2010/wordprocessingGroup" xmlns:wpi="http://schemas.microsoft.com/office/word/2010/wordprocessingInk" xmlns:wne="http://schemas.microsoft.com/office/word/2006/wordml" xmlns:wps="http://schemas.microsoft.com/office/word/2010/wordprocessingShape" mc:Ignorable="w14 w15 w16se w16cid w16 w16cex w16sdtdh w16sdtfl w16du wp14">
   <w:endnote w:type="separator" w:id="-1">
     <w:p>
       <w:pPr>
@@ -984,7 +1045,7 @@
 </file>
 
 <file path=word/footer1.xml><?xml version="1.0" encoding="utf-8"?>
-<w:ftr xmlns:wpc="http://schemas.microsoft.com/office/word/2010/wordprocessingCanvas" xmlns:cx="http://schemas.microsoft.com/office/drawing/2014/chartex" xmlns:cx1="http://schemas.microsoft.com/office/drawing/2015/9/8/chartex" xmlns:cx2="http://schemas.microsoft.com/office/drawing/2015/10/21/chartex" xmlns:cx3="http://schemas.microsoft.com/office/drawing/2016/5/9/chartex" xmlns:cx4="http://schemas.microsoft.com/office/drawing/2016/5/10/chartex" xmlns:cx5="http://schemas.microsoft.com/office/drawing/2016/5/11/chartex" xmlns:cx6="http://schemas.microsoft.com/office/drawing/2016/5/12/chartex" xmlns:cx7="http://schemas.microsoft.com/office/drawing/2016/5/13/chartex" xmlns:cx8="http://schemas.microsoft.com/office/drawing/2016/5/14/chartex" xmlns:mc="http://schemas.openxmlformats.org/markup-compatibility/2006" xmlns:aink="http://schemas.microsoft.com/office/drawing/2016/ink" xmlns:am3d="http://schemas.microsoft.com/office/drawing/2017/model3d" xmlns:o="urn:schemas-microsoft-com:office:office" xmlns:oel="http://schemas.microsoft.com/office/2019/extlst" xmlns:r="http://schemas.openxmlformats.org/officeDocument/2006/relationships" xmlns:m="http://schemas.openxmlformats.org/officeDocument/2006/math" xmlns:v="urn:schemas-microsoft-com:vml" xmlns:wp14="http://schemas.microsoft.com/office/word/2010/wordprocessingDrawing" xmlns:wp="http://schemas.openxmlformats.org/drawingml/2006/wordprocessingDrawing" xmlns:w10="urn:schemas-microsoft-com:office:word" xmlns:w="http://schemas.openxmlformats.org/wordprocessingml/2006/main" xmlns:w14="http://schemas.microsoft.com/office/word/2010/wordml" xmlns:w15="http://schemas.microsoft.com/office/word/2012/wordml" xmlns:w16cex="http://schemas.microsoft.com/office/word/2018/wordml/cex" xmlns:w16cid="http://schemas.microsoft.com/office/word/2016/wordml/cid" xmlns:w16="http://schemas.microsoft.com/office/word/2018/wordml" xmlns:w16sdtdh="http://schemas.microsoft.com/office/word/2020/wordml/sdtdatahash" xmlns:w16se="http://schemas.microsoft.com/office/word/2015/wordml/symex" xmlns:wpg="http://schemas.microsoft.com/office/word/2010/wordprocessingGroup" xmlns:wpi="http://schemas.microsoft.com/office/word/2010/wordprocessingInk" xmlns:wne="http://schemas.microsoft.com/office/word/2006/wordml" xmlns:wps="http://schemas.microsoft.com/office/word/2010/wordprocessingShape" mc:Ignorable="w14 w15 w16se w16cid w16 w16cex w16sdtdh wp14">
+<w:ftr xmlns:wpc="http://schemas.microsoft.com/office/word/2010/wordprocessingCanvas" xmlns:cx="http://schemas.microsoft.com/office/drawing/2014/chartex" xmlns:cx1="http://schemas.microsoft.com/office/drawing/2015/9/8/chartex" xmlns:cx2="http://schemas.microsoft.com/office/drawing/2015/10/21/chartex" xmlns:cx3="http://schemas.microsoft.com/office/drawing/2016/5/9/chartex" xmlns:cx4="http://schemas.microsoft.com/office/drawing/2016/5/10/chartex" xmlns:cx5="http://schemas.microsoft.com/office/drawing/2016/5/11/chartex" xmlns:cx6="http://schemas.microsoft.com/office/drawing/2016/5/12/chartex" xmlns:cx7="http://schemas.microsoft.com/office/drawing/2016/5/13/chartex" xmlns:cx8="http://schemas.microsoft.com/office/drawing/2016/5/14/chartex" xmlns:mc="http://schemas.openxmlformats.org/markup-compatibility/2006" xmlns:aink="http://schemas.microsoft.com/office/drawing/2016/ink" xmlns:am3d="http://schemas.microsoft.com/office/drawing/2017/model3d" xmlns:o="urn:schemas-microsoft-com:office:office" xmlns:oel="http://schemas.microsoft.com/office/2019/extlst" xmlns:r="http://schemas.openxmlformats.org/officeDocument/2006/relationships" xmlns:m="http://schemas.openxmlformats.org/officeDocument/2006/math" xmlns:v="urn:schemas-microsoft-com:vml" xmlns:wp14="http://schemas.microsoft.com/office/word/2010/wordprocessingDrawing" xmlns:wp="http://schemas.openxmlformats.org/drawingml/2006/wordprocessingDrawing" xmlns:w10="urn:schemas-microsoft-com:office:word" xmlns:w="http://schemas.openxmlformats.org/wordprocessingml/2006/main" xmlns:w14="http://schemas.microsoft.com/office/word/2010/wordml" xmlns:w15="http://schemas.microsoft.com/office/word/2012/wordml" xmlns:w16cex="http://schemas.microsoft.com/office/word/2018/wordml/cex" xmlns:w16cid="http://schemas.microsoft.com/office/word/2016/wordml/cid" xmlns:w16="http://schemas.microsoft.com/office/word/2018/wordml" xmlns:w16du="http://schemas.microsoft.com/office/word/2023/wordml/word16du" xmlns:w16sdtdh="http://schemas.microsoft.com/office/word/2020/wordml/sdtdatahash" xmlns:w16sdtfl="http://schemas.microsoft.com/office/word/2024/wordml/sdtformatlock" xmlns:w16se="http://schemas.microsoft.com/office/word/2015/wordml/symex" xmlns:wpg="http://schemas.microsoft.com/office/word/2010/wordprocessingGroup" xmlns:wpi="http://schemas.microsoft.com/office/word/2010/wordprocessingInk" xmlns:wne="http://schemas.microsoft.com/office/word/2006/wordml" xmlns:wps="http://schemas.microsoft.com/office/word/2010/wordprocessingShape" mc:Ignorable="w14 w15 w16se w16cid w16 w16cex w16sdtdh w16sdtfl w16du wp14">
   <w:p>
     <w:pPr>
       <w:pStyle w:val="Footer"/>
@@ -994,7 +1055,7 @@
 </file>
 
 <file path=word/footer2.xml><?xml version="1.0" encoding="utf-8"?>
-<w:ftr xmlns:wpc="http://schemas.microsoft.com/office/word/2010/wordprocessingCanvas" xmlns:cx="http://schemas.microsoft.com/office/drawing/2014/chartex" xmlns:cx1="http://schemas.microsoft.com/office/drawing/2015/9/8/chartex" xmlns:cx2="http://schemas.microsoft.com/office/drawing/2015/10/21/chartex" xmlns:cx3="http://schemas.microsoft.com/office/drawing/2016/5/9/chartex" xmlns:cx4="http://schemas.microsoft.com/office/drawing/2016/5/10/chartex" xmlns:cx5="http://schemas.microsoft.com/office/drawing/2016/5/11/chartex" xmlns:cx6="http://schemas.microsoft.com/office/drawing/2016/5/12/chartex" xmlns:cx7="http://schemas.microsoft.com/office/drawing/2016/5/13/chartex" xmlns:cx8="http://schemas.microsoft.com/office/drawing/2016/5/14/chartex" xmlns:mc="http://schemas.openxmlformats.org/markup-compatibility/2006" xmlns:aink="http://schemas.microsoft.com/office/drawing/2016/ink" xmlns:am3d="http://schemas.microsoft.com/office/drawing/2017/model3d" xmlns:o="urn:schemas-microsoft-com:office:office" xmlns:oel="http://schemas.microsoft.com/office/2019/extlst" xmlns:r="http://schemas.openxmlformats.org/officeDocument/2006/relationships" xmlns:m="http://schemas.openxmlformats.org/officeDocument/2006/math" xmlns:v="urn:schemas-microsoft-com:vml" xmlns:wp14="http://schemas.microsoft.com/office/word/2010/wordprocessingDrawing" xmlns:wp="http://schemas.openxmlformats.org/drawingml/2006/wordprocessingDrawing" xmlns:w10="urn:schemas-microsoft-com:office:word" xmlns:w="http://schemas.openxmlformats.org/wordprocessingml/2006/main" xmlns:w14="http://schemas.microsoft.com/office/word/2010/wordml" xmlns:w15="http://schemas.microsoft.com/office/word/2012/wordml" xmlns:w16cex="http://schemas.microsoft.com/office/word/2018/wordml/cex" xmlns:w16cid="http://schemas.microsoft.com/office/word/2016/wordml/cid" xmlns:w16="http://schemas.microsoft.com/office/word/2018/wordml" xmlns:w16sdtdh="http://schemas.microsoft.com/office/word/2020/wordml/sdtdatahash" xmlns:w16se="http://schemas.microsoft.com/office/word/2015/wordml/symex" xmlns:wpg="http://schemas.microsoft.com/office/word/2010/wordprocessingGroup" xmlns:wpi="http://schemas.microsoft.com/office/word/2010/wordprocessingInk" xmlns:wne="http://schemas.microsoft.com/office/word/2006/wordml" xmlns:wps="http://schemas.microsoft.com/office/word/2010/wordprocessingShape" mc:Ignorable="w14 w15 w16se w16cid w16 w16cex w16sdtdh wp14">
+<w:ftr xmlns:wpc="http://schemas.microsoft.com/office/word/2010/wordprocessingCanvas" xmlns:cx="http://schemas.microsoft.com/office/drawing/2014/chartex" xmlns:cx1="http://schemas.microsoft.com/office/drawing/2015/9/8/chartex" xmlns:cx2="http://schemas.microsoft.com/office/drawing/2015/10/21/chartex" xmlns:cx3="http://schemas.microsoft.com/office/drawing/2016/5/9/chartex" xmlns:cx4="http://schemas.microsoft.com/office/drawing/2016/5/10/chartex" xmlns:cx5="http://schemas.microsoft.com/office/drawing/2016/5/11/chartex" xmlns:cx6="http://schemas.microsoft.com/office/drawing/2016/5/12/chartex" xmlns:cx7="http://schemas.microsoft.com/office/drawing/2016/5/13/chartex" xmlns:cx8="http://schemas.microsoft.com/office/drawing/2016/5/14/chartex" xmlns:mc="http://schemas.openxmlformats.org/markup-compatibility/2006" xmlns:aink="http://schemas.microsoft.com/office/drawing/2016/ink" xmlns:am3d="http://schemas.microsoft.com/office/drawing/2017/model3d" xmlns:o="urn:schemas-microsoft-com:office:office" xmlns:oel="http://schemas.microsoft.com/office/2019/extlst" xmlns:r="http://schemas.openxmlformats.org/officeDocument/2006/relationships" xmlns:m="http://schemas.openxmlformats.org/officeDocument/2006/math" xmlns:v="urn:schemas-microsoft-com:vml" xmlns:wp14="http://schemas.microsoft.com/office/word/2010/wordprocessingDrawing" xmlns:wp="http://schemas.openxmlformats.org/drawingml/2006/wordprocessingDrawing" xmlns:w10="urn:schemas-microsoft-com:office:word" xmlns:w="http://schemas.openxmlformats.org/wordprocessingml/2006/main" xmlns:w14="http://schemas.microsoft.com/office/word/2010/wordml" xmlns:w15="http://schemas.microsoft.com/office/word/2012/wordml" xmlns:w16cex="http://schemas.microsoft.com/office/word/2018/wordml/cex" xmlns:w16cid="http://schemas.microsoft.com/office/word/2016/wordml/cid" xmlns:w16="http://schemas.microsoft.com/office/word/2018/wordml" xmlns:w16du="http://schemas.microsoft.com/office/word/2023/wordml/word16du" xmlns:w16sdtdh="http://schemas.microsoft.com/office/word/2020/wordml/sdtdatahash" xmlns:w16sdtfl="http://schemas.microsoft.com/office/word/2024/wordml/sdtformatlock" xmlns:w16se="http://schemas.microsoft.com/office/word/2015/wordml/symex" xmlns:wpg="http://schemas.microsoft.com/office/word/2010/wordprocessingGroup" xmlns:wpi="http://schemas.microsoft.com/office/word/2010/wordprocessingInk" xmlns:wne="http://schemas.microsoft.com/office/word/2006/wordml" xmlns:wps="http://schemas.microsoft.com/office/word/2010/wordprocessingShape" mc:Ignorable="w14 w15 w16se w16cid w16 w16cex w16sdtdh w16sdtfl w16du wp14">
   <w:p>
     <w:pPr>
       <w:pStyle w:val="Footer"/>
@@ -1004,7 +1065,7 @@
 </file>
 
 <file path=word/footer3.xml><?xml version="1.0" encoding="utf-8"?>
-<w:ftr xmlns:wpc="http://schemas.microsoft.com/office/word/2010/wordprocessingCanvas" xmlns:cx="http://schemas.microsoft.com/office/drawing/2014/chartex" xmlns:cx1="http://schemas.microsoft.com/office/drawing/2015/9/8/chartex" xmlns:cx2="http://schemas.microsoft.com/office/drawing/2015/10/21/chartex" xmlns:cx3="http://schemas.microsoft.com/office/drawing/2016/5/9/chartex" xmlns:cx4="http://schemas.microsoft.com/office/drawing/2016/5/10/chartex" xmlns:cx5="http://schemas.microsoft.com/office/drawing/2016/5/11/chartex" xmlns:cx6="http://schemas.microsoft.com/office/drawing/2016/5/12/chartex" xmlns:cx7="http://schemas.microsoft.com/office/drawing/2016/5/13/chartex" xmlns:cx8="http://schemas.microsoft.com/office/drawing/2016/5/14/chartex" xmlns:mc="http://schemas.openxmlformats.org/markup-compatibility/2006" xmlns:aink="http://schemas.microsoft.com/office/drawing/2016/ink" xmlns:am3d="http://schemas.microsoft.com/office/drawing/2017/model3d" xmlns:o="urn:schemas-microsoft-com:office:office" xmlns:oel="http://schemas.microsoft.com/office/2019/extlst" xmlns:r="http://schemas.openxmlformats.org/officeDocument/2006/relationships" xmlns:m="http://schemas.openxmlformats.org/officeDocument/2006/math" xmlns:v="urn:schemas-microsoft-com:vml" xmlns:wp14="http://schemas.microsoft.com/office/word/2010/wordprocessingDrawing" xmlns:wp="http://schemas.openxmlformats.org/drawingml/2006/wordprocessingDrawing" xmlns:w10="urn:schemas-microsoft-com:office:word" xmlns:w="http://schemas.openxmlformats.org/wordprocessingml/2006/main" xmlns:w14="http://schemas.microsoft.com/office/word/2010/wordml" xmlns:w15="http://schemas.microsoft.com/office/word/2012/wordml" xmlns:w16cex="http://schemas.microsoft.com/office/word/2018/wordml/cex" xmlns:w16cid="http://schemas.microsoft.com/office/word/2016/wordml/cid" xmlns:w16="http://schemas.microsoft.com/office/word/2018/wordml" xmlns:w16sdtdh="http://schemas.microsoft.com/office/word/2020/wordml/sdtdatahash" xmlns:w16se="http://schemas.microsoft.com/office/word/2015/wordml/symex" xmlns:wpg="http://schemas.microsoft.com/office/word/2010/wordprocessingGroup" xmlns:wpi="http://schemas.microsoft.com/office/word/2010/wordprocessingInk" xmlns:wne="http://schemas.microsoft.com/office/word/2006/wordml" xmlns:wps="http://schemas.microsoft.com/office/word/2010/wordprocessingShape" mc:Ignorable="w14 w15 w16se w16cid w16 w16cex w16sdtdh wp14">
+<w:ftr xmlns:wpc="http://schemas.microsoft.com/office/word/2010/wordprocessingCanvas" xmlns:cx="http://schemas.microsoft.com/office/drawing/2014/chartex" xmlns:cx1="http://schemas.microsoft.com/office/drawing/2015/9/8/chartex" xmlns:cx2="http://schemas.microsoft.com/office/drawing/2015/10/21/chartex" xmlns:cx3="http://schemas.microsoft.com/office/drawing/2016/5/9/chartex" xmlns:cx4="http://schemas.microsoft.com/office/drawing/2016/5/10/chartex" xmlns:cx5="http://schemas.microsoft.com/office/drawing/2016/5/11/chartex" xmlns:cx6="http://schemas.microsoft.com/office/drawing/2016/5/12/chartex" xmlns:cx7="http://schemas.microsoft.com/office/drawing/2016/5/13/chartex" xmlns:cx8="http://schemas.microsoft.com/office/drawing/2016/5/14/chartex" xmlns:mc="http://schemas.openxmlformats.org/markup-compatibility/2006" xmlns:aink="http://schemas.microsoft.com/office/drawing/2016/ink" xmlns:am3d="http://schemas.microsoft.com/office/drawing/2017/model3d" xmlns:o="urn:schemas-microsoft-com:office:office" xmlns:oel="http://schemas.microsoft.com/office/2019/extlst" xmlns:r="http://schemas.openxmlformats.org/officeDocument/2006/relationships" xmlns:m="http://schemas.openxmlformats.org/officeDocument/2006/math" xmlns:v="urn:schemas-microsoft-com:vml" xmlns:wp14="http://schemas.microsoft.com/office/word/2010/wordprocessingDrawing" xmlns:wp="http://schemas.openxmlformats.org/drawingml/2006/wordprocessingDrawing" xmlns:w10="urn:schemas-microsoft-com:office:word" xmlns:w="http://schemas.openxmlformats.org/wordprocessingml/2006/main" xmlns:w14="http://schemas.microsoft.com/office/word/2010/wordml" xmlns:w15="http://schemas.microsoft.com/office/word/2012/wordml" xmlns:w16cex="http://schemas.microsoft.com/office/word/2018/wordml/cex" xmlns:w16cid="http://schemas.microsoft.com/office/word/2016/wordml/cid" xmlns:w16="http://schemas.microsoft.com/office/word/2018/wordml" xmlns:w16du="http://schemas.microsoft.com/office/word/2023/wordml/word16du" xmlns:w16sdtdh="http://schemas.microsoft.com/office/word/2020/wordml/sdtdatahash" xmlns:w16sdtfl="http://schemas.microsoft.com/office/word/2024/wordml/sdtformatlock" xmlns:w16se="http://schemas.microsoft.com/office/word/2015/wordml/symex" xmlns:wpg="http://schemas.microsoft.com/office/word/2010/wordprocessingGroup" xmlns:wpi="http://schemas.microsoft.com/office/word/2010/wordprocessingInk" xmlns:wne="http://schemas.microsoft.com/office/word/2006/wordml" xmlns:wps="http://schemas.microsoft.com/office/word/2010/wordprocessingShape" mc:Ignorable="w14 w15 w16se w16cid w16 w16cex w16sdtdh w16sdtfl w16du wp14">
   <w:p>
     <w:pPr>
       <w:pStyle w:val="Footer"/>
@@ -1014,7 +1075,7 @@
 </file>
 
 <file path=word/footnotes.xml><?xml version="1.0" encoding="utf-8"?>
-<w:footnotes xmlns:wpc="http://schemas.microsoft.com/office/word/2010/wordprocessingCanvas" xmlns:cx="http://schemas.microsoft.com/office/drawing/2014/chartex" xmlns:cx1="http://schemas.microsoft.com/office/drawing/2015/9/8/chartex" xmlns:cx2="http://schemas.microsoft.com/office/drawing/2015/10/21/chartex" xmlns:cx3="http://schemas.microsoft.com/office/drawing/2016/5/9/chartex" xmlns:cx4="http://schemas.microsoft.com/office/drawing/2016/5/10/chartex" xmlns:cx5="http://schemas.microsoft.com/office/drawing/2016/5/11/chartex" xmlns:cx6="http://schemas.microsoft.com/office/drawing/2016/5/12/chartex" xmlns:cx7="http://schemas.microsoft.com/office/drawing/2016/5/13/chartex" xmlns:cx8="http://schemas.microsoft.com/office/drawing/2016/5/14/chartex" xmlns:mc="http://schemas.openxmlformats.org/markup-compatibility/2006" xmlns:aink="http://schemas.microsoft.com/office/drawing/2016/ink" xmlns:am3d="http://schemas.microsoft.com/office/drawing/2017/model3d" xmlns:o="urn:schemas-microsoft-com:office:office" xmlns:oel="http://schemas.microsoft.com/office/2019/extlst" xmlns:r="http://schemas.openxmlformats.org/officeDocument/2006/relationships" xmlns:m="http://schemas.openxmlformats.org/officeDocument/2006/math" xmlns:v="urn:schemas-microsoft-com:vml" xmlns:wp14="http://schemas.microsoft.com/office/word/2010/wordprocessingDrawing" xmlns:wp="http://schemas.openxmlformats.org/drawingml/2006/wordprocessingDrawing" xmlns:w10="urn:schemas-microsoft-com:office:word" xmlns:w="http://schemas.openxmlformats.org/wordprocessingml/2006/main" xmlns:w14="http://schemas.microsoft.com/office/word/2010/wordml" xmlns:w15="http://schemas.microsoft.com/office/word/2012/wordml" xmlns:w16cex="http://schemas.microsoft.com/office/word/2018/wordml/cex" xmlns:w16cid="http://schemas.microsoft.com/office/word/2016/wordml/cid" xmlns:w16="http://schemas.microsoft.com/office/word/2018/wordml" xmlns:w16sdtdh="http://schemas.microsoft.com/office/word/2020/wordml/sdtdatahash" xmlns:w16se="http://schemas.microsoft.com/office/word/2015/wordml/symex" xmlns:wpg="http://schemas.microsoft.com/office/word/2010/wordprocessingGroup" xmlns:wpi="http://schemas.microsoft.com/office/word/2010/wordprocessingInk" xmlns:wne="http://schemas.microsoft.com/office/word/2006/wordml" xmlns:wps="http://schemas.microsoft.com/office/word/2010/wordprocessingShape" mc:Ignorable="w14 w15 w16se w16cid w16 w16cex w16sdtdh wp14">
+<w:footnotes xmlns:wpc="http://schemas.microsoft.com/office/word/2010/wordprocessingCanvas" xmlns:cx="http://schemas.microsoft.com/office/drawing/2014/chartex" xmlns:cx1="http://schemas.microsoft.com/office/drawing/2015/9/8/chartex" xmlns:cx2="http://schemas.microsoft.com/office/drawing/2015/10/21/chartex" xmlns:cx3="http://schemas.microsoft.com/office/drawing/2016/5/9/chartex" xmlns:cx4="http://schemas.microsoft.com/office/drawing/2016/5/10/chartex" xmlns:cx5="http://schemas.microsoft.com/office/drawing/2016/5/11/chartex" xmlns:cx6="http://schemas.microsoft.com/office/drawing/2016/5/12/chartex" xmlns:cx7="http://schemas.microsoft.com/office/drawing/2016/5/13/chartex" xmlns:cx8="http://schemas.microsoft.com/office/drawing/2016/5/14/chartex" xmlns:mc="http://schemas.openxmlformats.org/markup-compatibility/2006" xmlns:aink="http://schemas.microsoft.com/office/drawing/2016/ink" xmlns:am3d="http://schemas.microsoft.com/office/drawing/2017/model3d" xmlns:o="urn:schemas-microsoft-com:office:office" xmlns:oel="http://schemas.microsoft.com/office/2019/extlst" xmlns:r="http://schemas.openxmlformats.org/officeDocument/2006/relationships" xmlns:m="http://schemas.openxmlformats.org/officeDocument/2006/math" xmlns:v="urn:schemas-microsoft-com:vml" xmlns:wp14="http://schemas.microsoft.com/office/word/2010/wordprocessingDrawing" xmlns:wp="http://schemas.openxmlformats.org/drawingml/2006/wordprocessingDrawing" xmlns:w10="urn:schemas-microsoft-com:office:word" xmlns:w="http://schemas.openxmlformats.org/wordprocessingml/2006/main" xmlns:w14="http://schemas.microsoft.com/office/word/2010/wordml" xmlns:w15="http://schemas.microsoft.com/office/word/2012/wordml" xmlns:w16cex="http://schemas.microsoft.com/office/word/2018/wordml/cex" xmlns:w16cid="http://schemas.microsoft.com/office/word/2016/wordml/cid" xmlns:w16="http://schemas.microsoft.com/office/word/2018/wordml" xmlns:w16du="http://schemas.microsoft.com/office/word/2023/wordml/word16du" xmlns:w16sdtdh="http://schemas.microsoft.com/office/word/2020/wordml/sdtdatahash" xmlns:w16sdtfl="http://schemas.microsoft.com/office/word/2024/wordml/sdtformatlock" xmlns:w16se="http://schemas.microsoft.com/office/word/2015/wordml/symex" xmlns:wpg="http://schemas.microsoft.com/office/word/2010/wordprocessingGroup" xmlns:wpi="http://schemas.microsoft.com/office/word/2010/wordprocessingInk" xmlns:wne="http://schemas.microsoft.com/office/word/2006/wordml" xmlns:wps="http://schemas.microsoft.com/office/word/2010/wordprocessingShape" mc:Ignorable="w14 w15 w16se w16cid w16 w16cex w16sdtdh w16sdtfl w16du wp14">
   <w:footnote w:type="separator" w:id="-1">
     <w:p>
       <w:pPr>
@@ -1039,7 +1100,7 @@
 </file>
 
 <file path=word/header1.xml><?xml version="1.0" encoding="utf-8"?>
-<w:hdr xmlns:wpc="http://schemas.microsoft.com/office/word/2010/wordprocessingCanvas" xmlns:cx="http://schemas.microsoft.com/office/drawing/2014/chartex" xmlns:cx1="http://schemas.microsoft.com/office/drawing/2015/9/8/chartex" xmlns:cx2="http://schemas.microsoft.com/office/drawing/2015/10/21/chartex" xmlns:cx3="http://schemas.microsoft.com/office/drawing/2016/5/9/chartex" xmlns:cx4="http://schemas.microsoft.com/office/drawing/2016/5/10/chartex" xmlns:cx5="http://schemas.microsoft.com/office/drawing/2016/5/11/chartex" xmlns:cx6="http://schemas.microsoft.com/office/drawing/2016/5/12/chartex" xmlns:cx7="http://schemas.microsoft.com/office/drawing/2016/5/13/chartex" xmlns:cx8="http://schemas.microsoft.com/office/drawing/2016/5/14/chartex" xmlns:mc="http://schemas.openxmlformats.org/markup-compatibility/2006" xmlns:aink="http://schemas.microsoft.com/office/drawing/2016/ink" xmlns:am3d="http://schemas.microsoft.com/office/drawing/2017/model3d" xmlns:o="urn:schemas-microsoft-com:office:office" xmlns:oel="http://schemas.microsoft.com/office/2019/extlst" xmlns:r="http://schemas.openxmlformats.org/officeDocument/2006/relationships" xmlns:m="http://schemas.openxmlformats.org/officeDocument/2006/math" xmlns:v="urn:schemas-microsoft-com:vml" xmlns:wp14="http://schemas.microsoft.com/office/word/2010/wordprocessingDrawing" xmlns:wp="http://schemas.openxmlformats.org/drawingml/2006/wordprocessingDrawing" xmlns:w10="urn:schemas-microsoft-com:office:word" xmlns:w="http://schemas.openxmlformats.org/wordprocessingml/2006/main" xmlns:w14="http://schemas.microsoft.com/office/word/2010/wordml" xmlns:w15="http://schemas.microsoft.com/office/word/2012/wordml" xmlns:w16cex="http://schemas.microsoft.com/office/word/2018/wordml/cex" xmlns:w16cid="http://schemas.microsoft.com/office/word/2016/wordml/cid" xmlns:w16="http://schemas.microsoft.com/office/word/2018/wordml" xmlns:w16sdtdh="http://schemas.microsoft.com/office/word/2020/wordml/sdtdatahash" xmlns:w16se="http://schemas.microsoft.com/office/word/2015/wordml/symex" xmlns:wpg="http://schemas.microsoft.com/office/word/2010/wordprocessingGroup" xmlns:wpi="http://schemas.microsoft.com/office/word/2010/wordprocessingInk" xmlns:wne="http://schemas.microsoft.com/office/word/2006/wordml" xmlns:wps="http://schemas.microsoft.com/office/word/2010/wordprocessingShape" mc:Ignorable="w14 w15 w16se w16cid w16 w16cex w16sdtdh wp14">
+<w:hdr xmlns:wpc="http://schemas.microsoft.com/office/word/2010/wordprocessingCanvas" xmlns:cx="http://schemas.microsoft.com/office/drawing/2014/chartex" xmlns:cx1="http://schemas.microsoft.com/office/drawing/2015/9/8/chartex" xmlns:cx2="http://schemas.microsoft.com/office/drawing/2015/10/21/chartex" xmlns:cx3="http://schemas.microsoft.com/office/drawing/2016/5/9/chartex" xmlns:cx4="http://schemas.microsoft.com/office/drawing/2016/5/10/chartex" xmlns:cx5="http://schemas.microsoft.com/office/drawing/2016/5/11/chartex" xmlns:cx6="http://schemas.microsoft.com/office/drawing/2016/5/12/chartex" xmlns:cx7="http://schemas.microsoft.com/office/drawing/2016/5/13/chartex" xmlns:cx8="http://schemas.microsoft.com/office/drawing/2016/5/14/chartex" xmlns:mc="http://schemas.openxmlformats.org/markup-compatibility/2006" xmlns:aink="http://schemas.microsoft.com/office/drawing/2016/ink" xmlns:am3d="http://schemas.microsoft.com/office/drawing/2017/model3d" xmlns:o="urn:schemas-microsoft-com:office:office" xmlns:oel="http://schemas.microsoft.com/office/2019/extlst" xmlns:r="http://schemas.openxmlformats.org/officeDocument/2006/relationships" xmlns:m="http://schemas.openxmlformats.org/officeDocument/2006/math" xmlns:v="urn:schemas-microsoft-com:vml" xmlns:wp14="http://schemas.microsoft.com/office/word/2010/wordprocessingDrawing" xmlns:wp="http://schemas.openxmlformats.org/drawingml/2006/wordprocessingDrawing" xmlns:w10="urn:schemas-microsoft-com:office:word" xmlns:w="http://schemas.openxmlformats.org/wordprocessingml/2006/main" xmlns:w14="http://schemas.microsoft.com/office/word/2010/wordml" xmlns:w15="http://schemas.microsoft.com/office/word/2012/wordml" xmlns:w16cex="http://schemas.microsoft.com/office/word/2018/wordml/cex" xmlns:w16cid="http://schemas.microsoft.com/office/word/2016/wordml/cid" xmlns:w16="http://schemas.microsoft.com/office/word/2018/wordml" xmlns:w16du="http://schemas.microsoft.com/office/word/2023/wordml/word16du" xmlns:w16sdtdh="http://schemas.microsoft.com/office/word/2020/wordml/sdtdatahash" xmlns:w16sdtfl="http://schemas.microsoft.com/office/word/2024/wordml/sdtformatlock" xmlns:w16se="http://schemas.microsoft.com/office/word/2015/wordml/symex" xmlns:wpg="http://schemas.microsoft.com/office/word/2010/wordprocessingGroup" xmlns:wpi="http://schemas.microsoft.com/office/word/2010/wordprocessingInk" xmlns:wne="http://schemas.microsoft.com/office/word/2006/wordml" xmlns:wps="http://schemas.microsoft.com/office/word/2010/wordprocessingShape" mc:Ignorable="w14 w15 w16se w16cid w16 w16cex w16sdtdh w16sdtfl w16du wp14">
   <w:p>
     <w:pPr>
       <w:pStyle w:val="Header"/>
@@ -1049,7 +1110,7 @@
 </file>
 
 <file path=word/header2.xml><?xml version="1.0" encoding="utf-8"?>
-<w:hdr xmlns:wpc="http://schemas.microsoft.com/office/word/2010/wordprocessingCanvas" xmlns:cx="http://schemas.microsoft.com/office/drawing/2014/chartex" xmlns:cx1="http://schemas.microsoft.com/office/drawing/2015/9/8/chartex" xmlns:cx2="http://schemas.microsoft.com/office/drawing/2015/10/21/chartex" xmlns:cx3="http://schemas.microsoft.com/office/drawing/2016/5/9/chartex" xmlns:cx4="http://schemas.microsoft.com/office/drawing/2016/5/10/chartex" xmlns:cx5="http://schemas.microsoft.com/office/drawing/2016/5/11/chartex" xmlns:cx6="http://schemas.microsoft.com/office/drawing/2016/5/12/chartex" xmlns:cx7="http://schemas.microsoft.com/office/drawing/2016/5/13/chartex" xmlns:cx8="http://schemas.microsoft.com/office/drawing/2016/5/14/chartex" xmlns:mc="http://schemas.openxmlformats.org/markup-compatibility/2006" xmlns:aink="http://schemas.microsoft.com/office/drawing/2016/ink" xmlns:am3d="http://schemas.microsoft.com/office/drawing/2017/model3d" xmlns:o="urn:schemas-microsoft-com:office:office" xmlns:oel="http://schemas.microsoft.com/office/2019/extlst" xmlns:r="http://schemas.openxmlformats.org/officeDocument/2006/relationships" xmlns:m="http://schemas.openxmlformats.org/officeDocument/2006/math" xmlns:v="urn:schemas-microsoft-com:vml" xmlns:wp14="http://schemas.microsoft.com/office/word/2010/wordprocessingDrawing" xmlns:wp="http://schemas.openxmlformats.org/drawingml/2006/wordprocessingDrawing" xmlns:w10="urn:schemas-microsoft-com:office:word" xmlns:w="http://schemas.openxmlformats.org/wordprocessingml/2006/main" xmlns:w14="http://schemas.microsoft.com/office/word/2010/wordml" xmlns:w15="http://schemas.microsoft.com/office/word/2012/wordml" xmlns:w16cex="http://schemas.microsoft.com/office/word/2018/wordml/cex" xmlns:w16cid="http://schemas.microsoft.com/office/word/2016/wordml/cid" xmlns:w16="http://schemas.microsoft.com/office/word/2018/wordml" xmlns:w16sdtdh="http://schemas.microsoft.com/office/word/2020/wordml/sdtdatahash" xmlns:w16se="http://schemas.microsoft.com/office/word/2015/wordml/symex" xmlns:wpg="http://schemas.microsoft.com/office/word/2010/wordprocessingGroup" xmlns:wpi="http://schemas.microsoft.com/office/word/2010/wordprocessingInk" xmlns:wne="http://schemas.microsoft.com/office/word/2006/wordml" xmlns:wps="http://schemas.microsoft.com/office/word/2010/wordprocessingShape" mc:Ignorable="w14 w15 w16se w16cid w16 w16cex w16sdtdh wp14">
+<w:hdr xmlns:wpc="http://schemas.microsoft.com/office/word/2010/wordprocessingCanvas" xmlns:cx="http://schemas.microsoft.com/office/drawing/2014/chartex" xmlns:cx1="http://schemas.microsoft.com/office/drawing/2015/9/8/chartex" xmlns:cx2="http://schemas.microsoft.com/office/drawing/2015/10/21/chartex" xmlns:cx3="http://schemas.microsoft.com/office/drawing/2016/5/9/chartex" xmlns:cx4="http://schemas.microsoft.com/office/drawing/2016/5/10/chartex" xmlns:cx5="http://schemas.microsoft.com/office/drawing/2016/5/11/chartex" xmlns:cx6="http://schemas.microsoft.com/office/drawing/2016/5/12/chartex" xmlns:cx7="http://schemas.microsoft.com/office/drawing/2016/5/13/chartex" xmlns:cx8="http://schemas.microsoft.com/office/drawing/2016/5/14/chartex" xmlns:mc="http://schemas.openxmlformats.org/markup-compatibility/2006" xmlns:aink="http://schemas.microsoft.com/office/drawing/2016/ink" xmlns:am3d="http://schemas.microsoft.com/office/drawing/2017/model3d" xmlns:o="urn:schemas-microsoft-com:office:office" xmlns:oel="http://schemas.microsoft.com/office/2019/extlst" xmlns:r="http://schemas.openxmlformats.org/officeDocument/2006/relationships" xmlns:m="http://schemas.openxmlformats.org/officeDocument/2006/math" xmlns:v="urn:schemas-microsoft-com:vml" xmlns:wp14="http://schemas.microsoft.com/office/word/2010/wordprocessingDrawing" xmlns:wp="http://schemas.openxmlformats.org/drawingml/2006/wordprocessingDrawing" xmlns:w10="urn:schemas-microsoft-com:office:word" xmlns:w="http://schemas.openxmlformats.org/wordprocessingml/2006/main" xmlns:w14="http://schemas.microsoft.com/office/word/2010/wordml" xmlns:w15="http://schemas.microsoft.com/office/word/2012/wordml" xmlns:w16cex="http://schemas.microsoft.com/office/word/2018/wordml/cex" xmlns:w16cid="http://schemas.microsoft.com/office/word/2016/wordml/cid" xmlns:w16="http://schemas.microsoft.com/office/word/2018/wordml" xmlns:w16du="http://schemas.microsoft.com/office/word/2023/wordml/word16du" xmlns:w16sdtdh="http://schemas.microsoft.com/office/word/2020/wordml/sdtdatahash" xmlns:w16sdtfl="http://schemas.microsoft.com/office/word/2024/wordml/sdtformatlock" xmlns:w16se="http://schemas.microsoft.com/office/word/2015/wordml/symex" xmlns:wpg="http://schemas.microsoft.com/office/word/2010/wordprocessingGroup" xmlns:wpi="http://schemas.microsoft.com/office/word/2010/wordprocessingInk" xmlns:wne="http://schemas.microsoft.com/office/word/2006/wordml" xmlns:wps="http://schemas.microsoft.com/office/word/2010/wordprocessingShape" mc:Ignorable="w14 w15 w16se w16cid w16 w16cex w16sdtdh w16sdtfl w16du wp14">
   <w:p>
     <w:pPr>
       <w:pStyle w:val="Header"/>
@@ -1060,7 +1121,7 @@
 </file>
 
 <file path=word/header3.xml><?xml version="1.0" encoding="utf-8"?>
-<w:hdr xmlns:wpc="http://schemas.microsoft.com/office/word/2010/wordprocessingCanvas" xmlns:cx="http://schemas.microsoft.com/office/drawing/2014/chartex" xmlns:cx1="http://schemas.microsoft.com/office/drawing/2015/9/8/chartex" xmlns:cx2="http://schemas.microsoft.com/office/drawing/2015/10/21/chartex" xmlns:cx3="http://schemas.microsoft.com/office/drawing/2016/5/9/chartex" xmlns:cx4="http://schemas.microsoft.com/office/drawing/2016/5/10/chartex" xmlns:cx5="http://schemas.microsoft.com/office/drawing/2016/5/11/chartex" xmlns:cx6="http://schemas.microsoft.com/office/drawing/2016/5/12/chartex" xmlns:cx7="http://schemas.microsoft.com/office/drawing/2016/5/13/chartex" xmlns:cx8="http://schemas.microsoft.com/office/drawing/2016/5/14/chartex" xmlns:mc="http://schemas.openxmlformats.org/markup-compatibility/2006" xmlns:aink="http://schemas.microsoft.com/office/drawing/2016/ink" xmlns:am3d="http://schemas.microsoft.com/office/drawing/2017/model3d" xmlns:o="urn:schemas-microsoft-com:office:office" xmlns:oel="http://schemas.microsoft.com/office/2019/extlst" xmlns:r="http://schemas.openxmlformats.org/officeDocument/2006/relationships" xmlns:m="http://schemas.openxmlformats.org/officeDocument/2006/math" xmlns:v="urn:schemas-microsoft-com:vml" xmlns:wp14="http://schemas.microsoft.com/office/word/2010/wordprocessingDrawing" xmlns:wp="http://schemas.openxmlformats.org/drawingml/2006/wordprocessingDrawing" xmlns:w10="urn:schemas-microsoft-com:office:word" xmlns:w="http://schemas.openxmlformats.org/wordprocessingml/2006/main" xmlns:w14="http://schemas.microsoft.com/office/word/2010/wordml" xmlns:w15="http://schemas.microsoft.com/office/word/2012/wordml" xmlns:w16cex="http://schemas.microsoft.com/office/word/2018/wordml/cex" xmlns:w16cid="http://schemas.microsoft.com/office/word/2016/wordml/cid" xmlns:w16="http://schemas.microsoft.com/office/word/2018/wordml" xmlns:w16sdtdh="http://schemas.microsoft.com/office/word/2020/wordml/sdtdatahash" xmlns:w16se="http://schemas.microsoft.com/office/word/2015/wordml/symex" xmlns:wpg="http://schemas.microsoft.com/office/word/2010/wordprocessingGroup" xmlns:wpi="http://schemas.microsoft.com/office/word/2010/wordprocessingInk" xmlns:wne="http://schemas.microsoft.com/office/word/2006/wordml" xmlns:wps="http://schemas.microsoft.com/office/word/2010/wordprocessingShape" mc:Ignorable="w14 w15 w16se w16cid w16 w16cex w16sdtdh wp14">
+<w:hdr xmlns:wpc="http://schemas.microsoft.com/office/word/2010/wordprocessingCanvas" xmlns:cx="http://schemas.microsoft.com/office/drawing/2014/chartex" xmlns:cx1="http://schemas.microsoft.com/office/drawing/2015/9/8/chartex" xmlns:cx2="http://schemas.microsoft.com/office/drawing/2015/10/21/chartex" xmlns:cx3="http://schemas.microsoft.com/office/drawing/2016/5/9/chartex" xmlns:cx4="http://schemas.microsoft.com/office/drawing/2016/5/10/chartex" xmlns:cx5="http://schemas.microsoft.com/office/drawing/2016/5/11/chartex" xmlns:cx6="http://schemas.microsoft.com/office/drawing/2016/5/12/chartex" xmlns:cx7="http://schemas.microsoft.com/office/drawing/2016/5/13/chartex" xmlns:cx8="http://schemas.microsoft.com/office/drawing/2016/5/14/chartex" xmlns:mc="http://schemas.openxmlformats.org/markup-compatibility/2006" xmlns:aink="http://schemas.microsoft.com/office/drawing/2016/ink" xmlns:am3d="http://schemas.microsoft.com/office/drawing/2017/model3d" xmlns:o="urn:schemas-microsoft-com:office:office" xmlns:oel="http://schemas.microsoft.com/office/2019/extlst" xmlns:r="http://schemas.openxmlformats.org/officeDocument/2006/relationships" xmlns:m="http://schemas.openxmlformats.org/officeDocument/2006/math" xmlns:v="urn:schemas-microsoft-com:vml" xmlns:wp14="http://schemas.microsoft.com/office/word/2010/wordprocessingDrawing" xmlns:wp="http://schemas.openxmlformats.org/drawingml/2006/wordprocessingDrawing" xmlns:w10="urn:schemas-microsoft-com:office:word" xmlns:w="http://schemas.openxmlformats.org/wordprocessingml/2006/main" xmlns:w14="http://schemas.microsoft.com/office/word/2010/wordml" xmlns:w15="http://schemas.microsoft.com/office/word/2012/wordml" xmlns:w16cex="http://schemas.microsoft.com/office/word/2018/wordml/cex" xmlns:w16cid="http://schemas.microsoft.com/office/word/2016/wordml/cid" xmlns:w16="http://schemas.microsoft.com/office/word/2018/wordml" xmlns:w16du="http://schemas.microsoft.com/office/word/2023/wordml/word16du" xmlns:w16sdtdh="http://schemas.microsoft.com/office/word/2020/wordml/sdtdatahash" xmlns:w16sdtfl="http://schemas.microsoft.com/office/word/2024/wordml/sdtformatlock" xmlns:w16se="http://schemas.microsoft.com/office/word/2015/wordml/symex" xmlns:wpg="http://schemas.microsoft.com/office/word/2010/wordprocessingGroup" xmlns:wpi="http://schemas.microsoft.com/office/word/2010/wordprocessingInk" xmlns:wne="http://schemas.microsoft.com/office/word/2006/wordml" xmlns:wps="http://schemas.microsoft.com/office/word/2010/wordprocessingShape" mc:Ignorable="w14 w15 w16se w16cid w16 w16cex w16sdtdh w16sdtfl w16du wp14">
   <w:p>
     <w:pPr>
       <w:pStyle w:val="Header"/>
@@ -1069,7 +1130,7 @@
     <w:r>
       <w:tab/>
       <w:tab/>
-      <w:t>2026-06-17</w:t>
+      <w:t>2026-06-18</w:t>
       <w:br/>
       <w:br/>
     </w:r>
@@ -1086,7 +1147,7 @@
 </file>
 
 <file path=word/numbering.xml><?xml version="1.0" encoding="utf-8"?>
-<w:numbering xmlns:wpc="http://schemas.microsoft.com/office/word/2010/wordprocessingCanvas" xmlns:cx="http://schemas.microsoft.com/office/drawing/2014/chartex" xmlns:cx1="http://schemas.microsoft.com/office/drawing/2015/9/8/chartex" xmlns:cx2="http://schemas.microsoft.com/office/drawing/2015/10/21/chartex" xmlns:cx3="http://schemas.microsoft.com/office/drawing/2016/5/9/chartex" xmlns:cx4="http://schemas.microsoft.com/office/drawing/2016/5/10/chartex" xmlns:cx5="http://schemas.microsoft.com/office/drawing/2016/5/11/chartex" xmlns:cx6="http://schemas.microsoft.com/office/drawing/2016/5/12/chartex" xmlns:cx7="http://schemas.microsoft.com/office/drawing/2016/5/13/chartex" xmlns:cx8="http://schemas.microsoft.com/office/drawing/2016/5/14/chartex" xmlns:mc="http://schemas.openxmlformats.org/markup-compatibility/2006" xmlns:aink="http://schemas.microsoft.com/office/drawing/2016/ink" xmlns:am3d="http://schemas.microsoft.com/office/drawing/2017/model3d" xmlns:o="urn:schemas-microsoft-com:office:office" xmlns:oel="http://schemas.microsoft.com/office/2019/extlst" xmlns:r="http://schemas.openxmlformats.org/officeDocument/2006/relationships" xmlns:m="http://schemas.openxmlformats.org/officeDocument/2006/math" xmlns:v="urn:schemas-microsoft-com:vml" xmlns:wp14="http://schemas.microsoft.com/office/word/2010/wordprocessingDrawing" xmlns:wp="http://schemas.openxmlformats.org/drawingml/2006/wordprocessingDrawing" xmlns:w10="urn:schemas-microsoft-com:office:word" xmlns:w="http://schemas.openxmlformats.org/wordprocessingml/2006/main" xmlns:w14="http://schemas.microsoft.com/office/word/2010/wordml" xmlns:w15="http://schemas.microsoft.com/office/word/2012/wordml" xmlns:w16cex="http://schemas.microsoft.com/office/word/2018/wordml/cex" xmlns:w16cid="http://schemas.microsoft.com/office/word/2016/wordml/cid" xmlns:w16="http://schemas.microsoft.com/office/word/2018/wordml" xmlns:w16sdtdh="http://schemas.microsoft.com/office/word/2020/wordml/sdtdatahash" xmlns:w16se="http://schemas.microsoft.com/office/word/2015/wordml/symex" xmlns:wpg="http://schemas.microsoft.com/office/word/2010/wordprocessingGroup" xmlns:wpi="http://schemas.microsoft.com/office/word/2010/wordprocessingInk" xmlns:wne="http://schemas.microsoft.com/office/word/2006/wordml" xmlns:wps="http://schemas.microsoft.com/office/word/2010/wordprocessingShape" mc:Ignorable="w14 w15 w16se w16cid w16 w16cex w16sdtdh wp14">
+<w:numbering xmlns:wpc="http://schemas.microsoft.com/office/word/2010/wordprocessingCanvas" xmlns:cx="http://schemas.microsoft.com/office/drawing/2014/chartex" xmlns:cx1="http://schemas.microsoft.com/office/drawing/2015/9/8/chartex" xmlns:cx2="http://schemas.microsoft.com/office/drawing/2015/10/21/chartex" xmlns:cx3="http://schemas.microsoft.com/office/drawing/2016/5/9/chartex" xmlns:cx4="http://schemas.microsoft.com/office/drawing/2016/5/10/chartex" xmlns:cx5="http://schemas.microsoft.com/office/drawing/2016/5/11/chartex" xmlns:cx6="http://schemas.microsoft.com/office/drawing/2016/5/12/chartex" xmlns:cx7="http://schemas.microsoft.com/office/drawing/2016/5/13/chartex" xmlns:cx8="http://schemas.microsoft.com/office/drawing/2016/5/14/chartex" xmlns:mc="http://schemas.openxmlformats.org/markup-compatibility/2006" xmlns:aink="http://schemas.microsoft.com/office/drawing/2016/ink" xmlns:am3d="http://schemas.microsoft.com/office/drawing/2017/model3d" xmlns:o="urn:schemas-microsoft-com:office:office" xmlns:oel="http://schemas.microsoft.com/office/2019/extlst" xmlns:r="http://schemas.openxmlformats.org/officeDocument/2006/relationships" xmlns:m="http://schemas.openxmlformats.org/officeDocument/2006/math" xmlns:v="urn:schemas-microsoft-com:vml" xmlns:wp14="http://schemas.microsoft.com/office/word/2010/wordprocessingDrawing" xmlns:wp="http://schemas.openxmlformats.org/drawingml/2006/wordprocessingDrawing" xmlns:w10="urn:schemas-microsoft-com:office:word" xmlns:w="http://schemas.openxmlformats.org/wordprocessingml/2006/main" xmlns:w14="http://schemas.microsoft.com/office/word/2010/wordml" xmlns:w15="http://schemas.microsoft.com/office/word/2012/wordml" xmlns:w16cex="http://schemas.microsoft.com/office/word/2018/wordml/cex" xmlns:w16cid="http://schemas.microsoft.com/office/word/2016/wordml/cid" xmlns:w16="http://schemas.microsoft.com/office/word/2018/wordml" xmlns:w16du="http://schemas.microsoft.com/office/word/2023/wordml/word16du" xmlns:w16sdtdh="http://schemas.microsoft.com/office/word/2020/wordml/sdtdatahash" xmlns:w16sdtfl="http://schemas.microsoft.com/office/word/2024/wordml/sdtformatlock" xmlns:w16se="http://schemas.microsoft.com/office/word/2015/wordml/symex" xmlns:wpg="http://schemas.microsoft.com/office/word/2010/wordprocessingGroup" xmlns:wpi="http://schemas.microsoft.com/office/word/2010/wordprocessingInk" xmlns:wne="http://schemas.microsoft.com/office/word/2006/wordml" xmlns:wps="http://schemas.microsoft.com/office/word/2010/wordprocessingShape" mc:Ignorable="w14 w15 w16se w16cid w16 w16cex w16sdtdh w16sdtfl w16du wp14">
   <w:abstractNum w:abstractNumId="0" w15:restartNumberingAfterBreak="0">
     <w:nsid w:val="FFFFFF7C"/>
     <w:multiLevelType w:val="singleLevel"/>
@@ -1289,7 +1350,7 @@
 </file>
 
 <file path=word/styles.xml><?xml version="1.0" encoding="utf-8"?>
-<w:styles xmlns:mc="http://schemas.openxmlformats.org/markup-compatibility/2006" xmlns:r="http://schemas.openxmlformats.org/officeDocument/2006/relationships" xmlns:w="http://schemas.openxmlformats.org/wordprocessingml/2006/main" xmlns:w14="http://schemas.microsoft.com/office/word/2010/wordml" xmlns:w15="http://schemas.microsoft.com/office/word/2012/wordml" xmlns:w16cex="http://schemas.microsoft.com/office/word/2018/wordml/cex" xmlns:w16cid="http://schemas.microsoft.com/office/word/2016/wordml/cid" xmlns:w16="http://schemas.microsoft.com/office/word/2018/wordml" xmlns:w16sdtdh="http://schemas.microsoft.com/office/word/2020/wordml/sdtdatahash" xmlns:w16se="http://schemas.microsoft.com/office/word/2015/wordml/symex" mc:Ignorable="w14 w15 w16se w16cid w16 w16cex w16sdtdh">
+<w:styles xmlns:mc="http://schemas.openxmlformats.org/markup-compatibility/2006" xmlns:r="http://schemas.openxmlformats.org/officeDocument/2006/relationships" xmlns:w="http://schemas.openxmlformats.org/wordprocessingml/2006/main" xmlns:w14="http://schemas.microsoft.com/office/word/2010/wordml" xmlns:w15="http://schemas.microsoft.com/office/word/2012/wordml" xmlns:w16cex="http://schemas.microsoft.com/office/word/2018/wordml/cex" xmlns:w16cid="http://schemas.microsoft.com/office/word/2016/wordml/cid" xmlns:w16="http://schemas.microsoft.com/office/word/2018/wordml" xmlns:w16du="http://schemas.microsoft.com/office/word/2023/wordml/word16du" xmlns:w16sdtdh="http://schemas.microsoft.com/office/word/2020/wordml/sdtdatahash" xmlns:w16sdtfl="http://schemas.microsoft.com/office/word/2024/wordml/sdtformatlock" xmlns:w16se="http://schemas.microsoft.com/office/word/2015/wordml/symex" mc:Ignorable="w14 w15 w16se w16cid w16 w16cex w16sdtdh w16sdtfl w16du">
   <w:docDefaults>
     <w:rPrDefault>
       <w:rPr>
@@ -2047,7 +2108,7 @@
     <w:link w:val="TitleChar"/>
     <w:uiPriority w:val="10"/>
     <w:qFormat/>
-    <w:rsid w:val="007106C8"/>
+    <w:rsid w:val="00E854FA"/>
     <w:pPr>
       <w:spacing w:after="300" w:line="240" w:lineRule="auto"/>
       <w:contextualSpacing/>
@@ -2057,7 +2118,7 @@
       <w:rFonts w:eastAsiaTheme="majorEastAsia" w:cstheme="majorBidi"/>
       <w:spacing w:val="5"/>
       <w:kern w:val="28"/>
-      <w:sz w:val="52"/>
+      <w:sz w:val="40"/>
       <w:szCs w:val="52"/>
       <w:lang w:val="sv-SE" w:eastAsia="en-US" w:bidi="ar-SA"/>
     </w:rPr>
@@ -2067,12 +2128,12 @@
     <w:basedOn w:val="DefaultParagraphFont"/>
     <w:link w:val="Title"/>
     <w:uiPriority w:val="10"/>
-    <w:rsid w:val="007106C8"/>
+    <w:rsid w:val="00E854FA"/>
     <w:rPr>
       <w:rFonts w:ascii="Times New Roman" w:eastAsiaTheme="majorEastAsia" w:hAnsi="Times New Roman" w:cstheme="majorBidi"/>
       <w:spacing w:val="5"/>
       <w:kern w:val="28"/>
-      <w:sz w:val="52"/>
+      <w:sz w:val="40"/>
       <w:szCs w:val="52"/>
       <w:lang w:val="sv-SE" w:eastAsia="en-US" w:bidi="ar-SA"/>
     </w:rPr>

--- a/klagomål/A 19252-2026 FSC-klagomål.docx
+++ b/klagomål/A 19252-2026 FSC-klagomål.docx
@@ -1130,7 +1130,7 @@
     <w:r>
       <w:tab/>
       <w:tab/>
-      <w:t>2026-06-18</w:t>
+      <w:t>2026-06-19</w:t>
       <w:br/>
       <w:br/>
     </w:r>

--- a/klagomål/A 19252-2026 FSC-klagomål.docx
+++ b/klagomål/A 19252-2026 FSC-klagomål.docx
@@ -1130,7 +1130,7 @@
     <w:r>
       <w:tab/>
       <w:tab/>
-      <w:t>2026-06-19</w:t>
+      <w:t>2026-06-20</w:t>
       <w:br/>
       <w:br/>
     </w:r>

--- a/klagomål/A 19252-2026 FSC-klagomål.docx
+++ b/klagomål/A 19252-2026 FSC-klagomål.docx
@@ -168,38 +168,7 @@
     </w:p>
     <w:p>
       <w:r>
-        <w:t>Detta dokument behandlar höga naturvärden i avverkningsanmälan A 19252-2026 i Östhammars kommun som inkom 2026-04-20 och omfattar 10,0 ha.</w:t>
-      </w:r>
-    </w:p>
-    <w:p>
-      <w:r>
-        <w:t>Nedan presenteras fynd av naturvårdsarter och fridlysta arter som gjorts i det avverkningsanmälda området, samt relevanta utdrag ur standarderna för FSC, Chain of Custody, Controlled Wood och PEFC. I BILAGA 1 finns artfakta om fridlysta arter.</w:t>
-      </w:r>
-    </w:p>
-    <w:p>
-      <w:r>
-        <w:t>Vi förväntar oss att ni återkommer med ett skriftligt svar på vårt klagomål och även beskriver vilka korrigerande åtgärder ni satt in för att rätta till identifierade brister i er efterlevnad av den svenska FSC standarden.</w:t>
-      </w:r>
-    </w:p>
-    <w:p>
-      <w:pPr>
-        <w:pStyle w:val="Heading1"/>
-      </w:pPr>
-      <w:r>
-        <w:t>Naturvårdsarter</w:t>
-      </w:r>
-    </w:p>
-    <w:p>
-      <w:r>
-        <w:t>I och inom 23 meter från avverkningsanmälan har följande 13 naturvårdsarter hittats: dofttaggsvamp (NT, T), skarp dropptaggsvamp (NT), ullticka (NT, T), vedskivlav (NT, T), bronshjon (S, T), granbarkgnagare (S, T), grönpyrola (S, T), rödgul trumpetsvamp (S), svavelriska (S), vedticka (S, T), spillkråka (T, §4), tjäder (T, §4) och fläcknycklar (§8). Av dessa är 4 rödlistade. För rödlistade arter har rödlistekategorin angivits inom parentes. Arter som är signalarter enligt Skogsstyrelsen har markerats med (S). Typiska arter inom Natura 2000 som är kopplade till skogsekosystem har markerats med (T). För fridlysta arter anges även paragrafen i Artskyddsförordningen som arten är fridlyst enligt.</w:t>
-      </w:r>
-    </w:p>
-    <w:p>
-      <w:r>
-        <w:t>De påträffade naturvårdsarterna är ett tydligt kvitto på att det rör sig om en skog med höga naturvärden.</w:t>
-      </w:r>
-      <w:r>
-        <w:t xml:space="preserve"> I Figur 1 visas fyndplatser för naturvårdsarter i området, som finns registrerade på Artportalen.</w:t>
+        <w:t>Detta klagomål behandlar höga naturvärden i avverkningsanmälan A 19252-2026 i Östhammars kommun som inkom 2026-04-20 och omfattar 10,0 ha.</w:t>
       </w:r>
     </w:p>
     <w:p>
@@ -247,34 +216,242 @@
         <w:spacing w:after="240"/>
       </w:pPr>
       <w:r>
-        <w:t>Figur 1. Fyndplatser för naturvårdsarter i och inom 23 meter från avverkningsanmälan (röd linje). Markörer utan svart kant är placerade på fyndplatsen. Markörer med svart kant är placerade vid sidan av fyndplatsen och har ett svart streck som visar fyndplatsens exakta position. Kartans mittpunktskoordinat är N 6691731, E 668070 i SWEREF 99 TM.</w:t>
+        <w:t>Figur 1. Fyndplatser för naturvårdsarter i och inom 23 meter från avverkningsanmälan. Markörer utan svart kant är placerade på fyndplatsen. Markörer med svart kant är placerade vid sidan av fyndplatsen har ett svart streck som visar fyndplatsens exakta position. Kartans mittpunktskoordinat är N 6691731, E 668070 i SWEREF 99 TM.</w:t>
+      </w:r>
+    </w:p>
+    <w:p>
+      <w:r>
+        <w:t>I och inom 23 meter från avverkningsanmälan finns fynd av 13 naturvårdsarter, varav 4 är rödlistade, 3 är fridlysta, 9 är typiska (T) och 6 är signalarter (S): dofttaggsvamp (NT, T), skarp dropptaggsvamp (NT), ullticka (NT, T), vedskivlav (NT, T), bronshjon (S, T), granbarkgnagare (S, T), grönpyrola (S, T), rödgul trumpetsvamp (S), svavelriska (S), vedticka (S, T), spillkråka (T, §4), tjäder (T, §4) och fläcknycklar (§8). Se Figur 1.</w:t>
+      </w:r>
+    </w:p>
+    <w:p>
+      <w:r>
+        <w:t>Nedan presenteras relevanta utdrag ur standarderna för FSC, Chain of Custody, Controlled Wood och PEFC.</w:t>
+      </w:r>
+    </w:p>
+    <w:p>
+      <w:r>
+        <w:t>Vi förväntar oss att ni återkommer med ett skriftligt svar på vårt klagomål och även beskriver vilka korrigerande åtgärder ni satt in för att rätta till identifierade brister i er efterlevnad av den svenska FSC standarden.</w:t>
       </w:r>
     </w:p>
     <w:p>
       <w:pPr>
-        <w:pStyle w:val="Heading2"/>
+        <w:pStyle w:val="Heading1"/>
       </w:pPr>
       <w:r>
-        <w:t>Fridlysta arter</w:t>
+        <w:t>Naturvårdsarter och fridlysta arter</w:t>
       </w:r>
     </w:p>
     <w:p>
       <w:r>
-        <w:t>Följande fridlysta arter har sina livsmiljöer och växtplatser i den avverkningsanmälda skogen: spillkråka (T, §4), tjäder (T, §4) och fläcknycklar (§8).</w:t>
+        <w:t>Nedan följer beskrivningar av de naturvårdsarter och fridlysta arter som har sina livsmiljöer och växtplatser i den avverkningsanmälda skogen. Se även ytterligare artfakta i BILAGA 1. De påträffade naturvårdsarterna är ett tydligt kvitto på att det rör sig om en skog med höga naturvärden.</w:t>
       </w:r>
     </w:p>
     <w:p>
-      <w:r>
-        <w:t xml:space="preserve">Observera att medlemsländerna är skyldiga att agera i enlighet med EU:s fågeldirektiv där det uttryckligen står att direktivet gäller för fåglar samt för deras ägg, bon och </w:t>
-      </w:r>
       <w:r>
         <w:rPr>
           <w:b/>
         </w:rPr>
-        <w:t xml:space="preserve">livsmiljöer </w:t>
-      </w:r>
-      <w:r>
-        <w:t>(artikel 1). Vidare att de åtgärder som vidtas inte får leda till en försämring av den nuvarande situationen beträffande bevarandet av de fågelarter som avses i artikel 1 (artikel 13). Fågeldirektivet är styrande för tillsynsansvariga myndigheters ärendehantering, ställningstaganden och beslutsfattande.</w:t>
+        <w:t xml:space="preserve">Dofttaggsvamp (NT) </w:t>
+      </w:r>
+      <w:r>
+        <w:t xml:space="preserve">bildar mykorrhiza med gran i framför allt äldre ängsgranskog eller örtrik granskog av frisk lågörttyp. Arten hotas huvudsakligen av slutavverkning och den överlever sannolikt inte en avverkning eftersom den är beroende de levande barrträdens rötter. Troligen missgynnas den av allt för hård gallring eller plockhuggning om huggningen inte efterföljs av skogsbete. Fler örtrika barrskogar, särskilt de med trädkontinuitet, måste skyddas i större utsträckning än vad som tidigare gjorts. Dofttaggsvamp är typisk art för </w:t>
+      </w:r>
+      <w:r>
+        <w:rPr>
+          <w:i/>
+        </w:rPr>
+        <w:t>9050 Näringsrik granskog</w:t>
+      </w:r>
+      <w:r>
+        <w:t xml:space="preserve"> (SLU Artdatabanken, 2024).</w:t>
+      </w:r>
+    </w:p>
+    <w:p>
+      <w:r>
+        <w:rPr>
+          <w:b/>
+        </w:rPr>
+        <w:t xml:space="preserve">Skarp dropptaggsvamp (NT) </w:t>
+      </w:r>
+      <w:r>
+        <w:t>bildar mykorrhiza med både gran och tall, främst i barrskogar med trädkontinuitet. Arten uppträder dels i näringsrik kalkbarrskog och dels i sur lavtallskog. Kalkbarrskogarna är ofta grandominerade, olikåldriga och skiktade på frisk mark med ett örtrikt vegetationsskikt. Lavtallskogarna är i regel magra, torra, ljusöppna och ofta brandpräglade. Den totala populationen i landet har minskat och bedöms fortsätta minska till följd av avverkning av äldre barrskogar. Arten har begränsad förmåga att återetablera sig efter slutavverkning eller andra storskaliga skogsbruksåtgärder. Det saknas indikationer på att arten långsiktigt kan etablera eller reproducera sig i skogsbestånd som brukas med metoder som trakthyggesbruk, markberedning, gödsling eller föryngring med förädlat plantmaterial. Minskningstakten för den svenska populationen bedöms vara nära gränsvärdet för Sårbar (VU) (SLU Artdatabanken, 2026).</w:t>
+      </w:r>
+    </w:p>
+    <w:p>
+      <w:r>
+        <w:rPr>
+          <w:b/>
+        </w:rPr>
+        <w:t>Ullticka (NT)</w:t>
+      </w:r>
+      <w:r>
+        <w:t xml:space="preserve"> är knuten till restbestånd av barrnaturskog och förekommer med ett tydligt optimum i orörda eller måttligt påverkade gamla granskogar där det föreligger viss kontinuitet av grov död ved. Ullticka är en bra signalart inom hela sitt utbredningsområde och i södra Sverige är den sällsynt och en god signalart för skyddsvärda granskogsmiljöer. Den hotas av avverkning och fragmentering av naturskog och äldre granskog med lång trädkontinuitet. På ullticka kan ibland ulltickeporing (VU) påträffas - det är en sällsynt ticka som nyligen delats upp i de tre olika arterna ulltickeporing </w:t>
+      </w:r>
+      <w:r>
+        <w:rPr>
+          <w:i/>
+        </w:rPr>
+        <w:t xml:space="preserve">Skeletocutis brevispora </w:t>
+      </w:r>
+      <w:r>
+        <w:t>(VU)</w:t>
+      </w:r>
+      <w:r>
+        <w:rPr>
+          <w:i/>
+        </w:rPr>
+        <w:t>, Skeletocutis delicata</w:t>
+      </w:r>
+      <w:r>
+        <w:t xml:space="preserve"> (VU)</w:t>
+      </w:r>
+      <w:r>
+        <w:rPr>
+          <w:i/>
+        </w:rPr>
+        <w:t xml:space="preserve"> och Skeletocutis exilis</w:t>
+      </w:r>
+      <w:r>
+        <w:t xml:space="preserve"> (NT). Ullticka är typisk art för </w:t>
+      </w:r>
+      <w:r>
+        <w:rPr>
+          <w:i/>
+        </w:rPr>
+        <w:t xml:space="preserve">9010 Taiga, 9050 Näringsrik granskog </w:t>
+      </w:r>
+      <w:r>
+        <w:t xml:space="preserve">och </w:t>
+      </w:r>
+      <w:r>
+        <w:rPr>
+          <w:i/>
+        </w:rPr>
+        <w:t>9030 Landhöjningsskog</w:t>
+      </w:r>
+      <w:r>
+        <w:t xml:space="preserve"> (SLU Artdatabanken, 2026; Nitare &amp; Skogsstyrelsen, 2019; Miettinen &amp; Niemelä, 2018).</w:t>
+      </w:r>
+    </w:p>
+    <w:p>
+      <w:r>
+        <w:rPr>
+          <w:b/>
+        </w:rPr>
+        <w:t>Vedskivlav (NT)</w:t>
+      </w:r>
+      <w:r>
+        <w:t xml:space="preserve"> växer på gammal, torr, exponerad, hård kärnved av framförallt tall i naturskogsartade bestånd. Avverkning av tallskog av naturskogskaraktär med spår av återkommande bränder är ett hot. Mängden lämplig ved att växa på för vedskivlav minskar, dels på grund av naturlig nedbrytning men framförallt på grund av att de förstörs i samband med slutavverkningar, gallringar och markberedning. Tall- och blandbarrskogar av naturskogskaraktär med spår av återkommande bränder bör skyddas. Vedskivlav är typisk art för </w:t>
+      </w:r>
+      <w:r>
+        <w:rPr>
+          <w:i/>
+        </w:rPr>
+        <w:t>9010 Taiga</w:t>
+      </w:r>
+      <w:r>
+        <w:t xml:space="preserve"> (SLU Artdatabanken, 2024).</w:t>
+      </w:r>
+    </w:p>
+    <w:p>
+      <w:r>
+        <w:rPr>
+          <w:b/>
+        </w:rPr>
+        <w:t>Bronshjon</w:t>
+      </w:r>
+      <w:r>
+        <w:t xml:space="preserve"> är en skalbagge vars larvutveckling sker under grov bark på stammar av döda eller döende barrträd, främst gran, i mindre omfattning tall. Arten är knuten till äldre, naturskogslik granskog med inslag av torkande träd. Bronshjon är typisk art för </w:t>
+      </w:r>
+      <w:r>
+        <w:rPr>
+          <w:i/>
+        </w:rPr>
+        <w:t>9010 Taiga</w:t>
+      </w:r>
+      <w:r>
+        <w:t xml:space="preserve"> (SLU Artdatabanken, 2025).</w:t>
+      </w:r>
+    </w:p>
+    <w:p>
+      <w:r>
+        <w:rPr>
+          <w:b/>
+        </w:rPr>
+        <w:t xml:space="preserve">Granbarkgnagare </w:t>
+      </w:r>
+      <w:r>
+        <w:t xml:space="preserve">är en skalbagge vars larvutveckling sker i den tjocka ytterbarken på gamla och mycket grova levande granar. Man lägger lätt märke till angreppen på träden eftersom flera grova kläckhål ligger ganska tätt intill varandra på de grövre barkåsarna. Kläckhålen är runda och ca 1,5 mm breda. Granbarkgnagare är typisk art för </w:t>
+      </w:r>
+      <w:r>
+        <w:rPr>
+          <w:i/>
+        </w:rPr>
+        <w:t xml:space="preserve">9010 Taiga </w:t>
+      </w:r>
+      <w:r>
+        <w:t>(Ehnström, 2002; SLU Artdatabanken, 2025).</w:t>
+      </w:r>
+    </w:p>
+    <w:p>
+      <w:r>
+        <w:rPr>
+          <w:b/>
+        </w:rPr>
+        <w:t xml:space="preserve">Grönpyrola </w:t>
+      </w:r>
+      <w:r>
+        <w:t xml:space="preserve">växer främst på sandig, torr eller frisk mark i äldre barrskog, ofta på isälvsmaterial såsom sand och grus. Den påträffas främst i äldre naturligt uppkomna barrskogar, exempelvis på tallmoar, i åssluttningar, dyner och rasbranter. Arten är känslig för skogsbruksmetoder såsom slutavverkning och markberedning. Grönpyrola är typisk art för </w:t>
+      </w:r>
+      <w:r>
+        <w:rPr>
+          <w:i/>
+        </w:rPr>
+        <w:t>9010 Taiga, 9060 Åsbarrskog</w:t>
+      </w:r>
+      <w:r>
+        <w:t xml:space="preserve"> och</w:t>
+      </w:r>
+      <w:r>
+        <w:rPr>
+          <w:i/>
+        </w:rPr>
+        <w:t xml:space="preserve"> 1610 Åsöar i Östersjön </w:t>
+      </w:r>
+      <w:r>
+        <w:t>(Nitare &amp; Skogsstyrelsen, 2019; SLU Artdatabanken, 2025).</w:t>
+      </w:r>
+    </w:p>
+    <w:p>
+      <w:r>
+        <w:rPr>
+          <w:b/>
+        </w:rPr>
+        <w:t xml:space="preserve">Rödgul trumpetsvamp </w:t>
+      </w:r>
+      <w:r>
+        <w:t>signalerar kalkrika barrsumpskogar eller avgränsade små mineralrika ytor i barrskogslandskapet, vilka normalt har höga naturvärden. I urbergsbygder är den en bra signalart på känsliga skogsbiotoper (Nitare &amp; Skogsstyrelsen, 2019).</w:t>
+      </w:r>
+    </w:p>
+    <w:p>
+      <w:r>
+        <w:rPr>
+          <w:b/>
+        </w:rPr>
+        <w:t xml:space="preserve">Vedticka </w:t>
+      </w:r>
+      <w:r>
+        <w:t xml:space="preserve">är en bra signalart söder om den naturliga norrlandsgränsen. Den är huvudsakligen knuten till äldre barrskogar där det föreligger långvarig kontinuitet av död barrved. Vedticka är typisk art för </w:t>
+      </w:r>
+      <w:r>
+        <w:rPr>
+          <w:i/>
+        </w:rPr>
+        <w:t xml:space="preserve">9010 Taiga </w:t>
+      </w:r>
+      <w:r>
+        <w:t>(Nitare &amp; Skogsstyrelsen, 2019; SLU Artdatabanken, 2025).</w:t>
       </w:r>
     </w:p>
     <w:p>
@@ -333,226 +510,6 @@
       </w:r>
       <w:r>
         <w:t>. Tjädern är en utpräglad skogsfågel knuten till större sammanhängande barrskogsområden. Tupparna och hönorna utnyttjar till viss del olika miljöer, och habitatvalet varierar dessutom mellan olika delar av året. För att det ska finnas livskraftiga tjäderbestånd krävs funktionella skogslandskap med en blandning av uppvuxen, gles och luckig skog, täta sumpskogar, myrar och andra små våtmarker. Arten försvinner när skogen fragmenteras och den sammanlagda arealen hyggen och andra öppna områden blir för stor. Ett småskaligt och försiktigt virkesuttag genom hyggesfria metoder kan i vissa fall vara möjligt i området inom 200 m från lekcentrum. Längre ut från lekcentrum, inom 200–500 m bör den avverkade ytan inte överskrida 1 hektar för att undvika alltför stora och snabba förändringar (Skogsstyrelsen, 2019; SLU Artdatabanken, 2024).</w:t>
-      </w:r>
-    </w:p>
-    <w:p>
-      <w:r>
-        <w:t>I BILAGA 1 finns mer detaljerad information om ekologi samt krav på livsmiljö hos fridlysta arter.</w:t>
-      </w:r>
-    </w:p>
-    <w:p>
-      <w:pPr>
-        <w:pStyle w:val="Heading2"/>
-      </w:pPr>
-      <w:r>
-        <w:t>Övriga naturvårdsarter</w:t>
-      </w:r>
-    </w:p>
-    <w:p>
-      <w:r>
-        <w:rPr>
-          <w:b/>
-        </w:rPr>
-        <w:t>Bronshjon</w:t>
-      </w:r>
-      <w:r>
-        <w:t xml:space="preserve"> är en skalbagge vars larvutveckling sker under grov bark på stammar av döda eller döende barrträd, främst gran, i mindre omfattning tall. Arten är knuten till äldre, naturskogslik granskog med inslag av torkande träd. Bronshjon är typisk art för </w:t>
-      </w:r>
-      <w:r>
-        <w:rPr>
-          <w:i/>
-        </w:rPr>
-        <w:t>9010 Taiga</w:t>
-      </w:r>
-      <w:r>
-        <w:t xml:space="preserve"> (SLU Artdatabanken, 2025).</w:t>
-      </w:r>
-    </w:p>
-    <w:p>
-      <w:r>
-        <w:rPr>
-          <w:b/>
-        </w:rPr>
-        <w:t xml:space="preserve">Dofttaggsvamp (NT) </w:t>
-      </w:r>
-      <w:r>
-        <w:t xml:space="preserve">bildar mykorrhiza med gran i framför allt äldre ängsgranskog eller örtrik granskog av frisk lågörttyp. Arten hotas huvudsakligen av slutavverkning och den överlever sannolikt inte en avverkning eftersom den är beroende de levande barrträdens rötter. Troligen missgynnas den av allt för hård gallring eller plockhuggning om huggningen inte efterföljs av skogsbete. Fler örtrika barrskogar, särskilt de med trädkontinuitet, måste skyddas i större utsträckning än vad som tidigare gjorts. Dofttaggsvamp är typisk art för </w:t>
-      </w:r>
-      <w:r>
-        <w:rPr>
-          <w:i/>
-        </w:rPr>
-        <w:t>9050 Näringsrik granskog</w:t>
-      </w:r>
-      <w:r>
-        <w:t xml:space="preserve"> (SLU Artdatabanken, 2024).</w:t>
-      </w:r>
-    </w:p>
-    <w:p>
-      <w:r>
-        <w:rPr>
-          <w:b/>
-        </w:rPr>
-        <w:t xml:space="preserve">Granbarkgnagare </w:t>
-      </w:r>
-      <w:r>
-        <w:t xml:space="preserve">är en skalbagge vars larvutveckling sker i den tjocka ytterbarken på gamla och mycket grova levande granar. Man lägger lätt märke till angreppen på träden eftersom flera grova kläckhål ligger ganska tätt intill varandra på de grövre barkåsarna. Kläckhålen är runda och ca 1,5 mm breda. Granbarkgnagare är typisk art för </w:t>
-      </w:r>
-      <w:r>
-        <w:rPr>
-          <w:i/>
-        </w:rPr>
-        <w:t xml:space="preserve">9010 Taiga </w:t>
-      </w:r>
-      <w:r>
-        <w:t>(Ehnström, 2002; SLU Artdatabanken, 2025).</w:t>
-      </w:r>
-    </w:p>
-    <w:p>
-      <w:r>
-        <w:rPr>
-          <w:b/>
-        </w:rPr>
-        <w:t xml:space="preserve">Grönpyrola </w:t>
-      </w:r>
-      <w:r>
-        <w:t xml:space="preserve">växer främst på sandig, torr eller frisk mark i äldre barrskog, ofta på isälvsmaterial såsom sand och grus. Den påträffas främst i äldre naturligt uppkomna barrskogar, exempelvis på tallmoar, i åssluttningar, dyner och rasbranter. Arten är känslig för skogsbruksmetoder såsom slutavverkning och markberedning. Grönpyrola är typisk art för </w:t>
-      </w:r>
-      <w:r>
-        <w:rPr>
-          <w:i/>
-        </w:rPr>
-        <w:t>9010 Taiga, 9060 Åsbarrskog</w:t>
-      </w:r>
-      <w:r>
-        <w:t xml:space="preserve"> och</w:t>
-      </w:r>
-      <w:r>
-        <w:rPr>
-          <w:i/>
-        </w:rPr>
-        <w:t xml:space="preserve"> 1610 Åsöar i Östersjön </w:t>
-      </w:r>
-      <w:r>
-        <w:t>(Nitare &amp; Skogsstyrelsen, 2019; SLU Artdatabanken, 2025).</w:t>
-      </w:r>
-    </w:p>
-    <w:p>
-      <w:r>
-        <w:rPr>
-          <w:b/>
-        </w:rPr>
-        <w:t xml:space="preserve">Rödgul trumpetsvamp </w:t>
-      </w:r>
-      <w:r>
-        <w:t>signalerar kalkrika barrsumpskogar eller avgränsade små mineralrika ytor i barrskogslandskapet, vilka normalt har höga naturvärden. I urbergsbygder är den en bra signalart på känsliga skogsbiotoper (Nitare &amp; Skogsstyrelsen, 2019).</w:t>
-      </w:r>
-    </w:p>
-    <w:p>
-      <w:r>
-        <w:rPr>
-          <w:b/>
-        </w:rPr>
-        <w:t xml:space="preserve">Skarp dropptaggsvamp (NT) </w:t>
-      </w:r>
-      <w:r>
-        <w:t>bildar mykorrhiza med både gran och tall, främst i barrskogar med trädkontinuitet. Arten uppträder dels i näringsrik kalkbarrskog och dels i sur lavtallskog. Kalkbarrskogarna är ofta grandominerade, olikåldriga och skiktade på frisk mark med ett örtrikt vegetationsskikt. Lavtallskogarna är i regel magra, torra, ljusöppna och ofta brandpräglade. Den totala populationen i landet har minskat och bedöms fortsätta minska till följd av avverkning av äldre barrskogar. Arten har begränsad förmåga att återetablera sig efter slutavverkning eller andra storskaliga skogsbruksåtgärder. Det saknas indikationer på att arten långsiktigt kan etablera eller reproducera sig i skogsbestånd som brukas med metoder som trakthyggesbruk, markberedning, gödsling eller föryngring med förädlat plantmaterial. Minskningstakten för den svenska populationen bedöms vara nära gränsvärdet för Sårbar (VU) (SLU Artdatabanken, 2026).</w:t>
-      </w:r>
-    </w:p>
-    <w:p>
-      <w:r>
-        <w:rPr>
-          <w:b/>
-        </w:rPr>
-        <w:t>Ullticka (NT)</w:t>
-      </w:r>
-      <w:r>
-        <w:t xml:space="preserve"> är knuten till restbestånd av barrnaturskog och förekommer med ett tydligt optimum i orörda eller måttligt påverkade gamla granskogar där det föreligger viss kontinuitet av grov död ved. Ullticka är en bra signalart inom hela sitt utbredningsområde och i södra Sverige är den sällsynt och en god signalart för skyddsvärda granskogsmiljöer. Den hotas av avverkning och fragmentering av naturskog och äldre granskog med lång trädkontinuitet. På ullticka kan ibland ulltickeporing (VU) påträffas - det är en sällsynt ticka som nyligen delats upp i de tre olika arterna ulltickeporing </w:t>
-      </w:r>
-      <w:r>
-        <w:rPr>
-          <w:i/>
-        </w:rPr>
-        <w:t xml:space="preserve">Skeletocutis brevispora </w:t>
-      </w:r>
-      <w:r>
-        <w:t>(VU)</w:t>
-      </w:r>
-      <w:r>
-        <w:rPr>
-          <w:i/>
-        </w:rPr>
-        <w:t>, Skeletocutis delicata</w:t>
-      </w:r>
-      <w:r>
-        <w:t xml:space="preserve"> (VU)</w:t>
-      </w:r>
-      <w:r>
-        <w:rPr>
-          <w:i/>
-        </w:rPr>
-        <w:t xml:space="preserve"> och Skeletocutis exilis</w:t>
-      </w:r>
-      <w:r>
-        <w:t xml:space="preserve"> (NT). Ullticka är typisk art för </w:t>
-      </w:r>
-      <w:r>
-        <w:rPr>
-          <w:i/>
-        </w:rPr>
-        <w:t xml:space="preserve">9010 Taiga, 9050 Näringsrik granskog </w:t>
-      </w:r>
-      <w:r>
-        <w:t xml:space="preserve">och </w:t>
-      </w:r>
-      <w:r>
-        <w:rPr>
-          <w:i/>
-        </w:rPr>
-        <w:t>9030 Landhöjningsskog</w:t>
-      </w:r>
-      <w:r>
-        <w:t xml:space="preserve"> (SLU Artdatabanken, 2026; Nitare &amp; Skogsstyrelsen, 2019; Miettinen &amp; Niemelä, 2018).</w:t>
-      </w:r>
-    </w:p>
-    <w:p>
-      <w:r>
-        <w:rPr>
-          <w:b/>
-        </w:rPr>
-        <w:t>Vedskivlav (NT)</w:t>
-      </w:r>
-      <w:r>
-        <w:t xml:space="preserve"> växer på gammal, torr, exponerad, hård kärnved av framförallt tall i naturskogsartade bestånd. Avverkning av tallskog av naturskogskaraktär med spår av återkommande bränder är ett hot. Mängden lämplig ved att växa på för vedskivlav minskar, dels på grund av naturlig nedbrytning men framförallt på grund av att de förstörs i samband med slutavverkningar, gallringar och markberedning. Tall- och blandbarrskogar av naturskogskaraktär med spår av återkommande bränder bör skyddas. Vedskivlav är typisk art för </w:t>
-      </w:r>
-      <w:r>
-        <w:rPr>
-          <w:i/>
-        </w:rPr>
-        <w:t>9010 Taiga</w:t>
-      </w:r>
-      <w:r>
-        <w:t xml:space="preserve"> (SLU Artdatabanken, 2024).</w:t>
-      </w:r>
-    </w:p>
-    <w:p>
-      <w:r>
-        <w:rPr>
-          <w:b/>
-        </w:rPr>
-        <w:t xml:space="preserve">Vedticka </w:t>
-      </w:r>
-      <w:r>
-        <w:t xml:space="preserve">är en bra signalart söder om den naturliga norrlandsgränsen. Den är huvudsakligen knuten till äldre barrskogar där det föreligger långvarig kontinuitet av död barrved. Vedticka är typisk art för </w:t>
-      </w:r>
-      <w:r>
-        <w:rPr>
-          <w:i/>
-        </w:rPr>
-        <w:t xml:space="preserve">9010 Taiga </w:t>
-      </w:r>
-      <w:r>
-        <w:t>(Nitare &amp; Skogsstyrelsen, 2019; SLU Artdatabanken, 2025).</w:t>
       </w:r>
     </w:p>
     <w:p>
@@ -1130,7 +1087,7 @@
     <w:r>
       <w:tab/>
       <w:tab/>
-      <w:t>2026-06-20</w:t>
+      <w:t>2026-06-21</w:t>
       <w:br/>
       <w:br/>
     </w:r>

--- a/klagomål/A 19252-2026 FSC-klagomål.docx
+++ b/klagomål/A 19252-2026 FSC-klagomål.docx
@@ -1087,7 +1087,7 @@
     <w:r>
       <w:tab/>
       <w:tab/>
-      <w:t>2026-06-21</w:t>
+      <w:t>2026-06-22</w:t>
       <w:br/>
       <w:br/>
     </w:r>

--- a/klagomål/A 19252-2026 FSC-klagomål.docx
+++ b/klagomål/A 19252-2026 FSC-klagomål.docx
@@ -1087,7 +1087,7 @@
     <w:r>
       <w:tab/>
       <w:tab/>
-      <w:t>2026-06-22</w:t>
+      <w:t>2026-06-23</w:t>
       <w:br/>
       <w:br/>
     </w:r>

--- a/klagomål/A 19252-2026 FSC-klagomål.docx
+++ b/klagomål/A 19252-2026 FSC-klagomål.docx
@@ -1087,7 +1087,7 @@
     <w:r>
       <w:tab/>
       <w:tab/>
-      <w:t>2026-06-23</w:t>
+      <w:t>2026-06-24</w:t>
       <w:br/>
       <w:br/>
     </w:r>

--- a/klagomål/A 19252-2026 FSC-klagomål.docx
+++ b/klagomål/A 19252-2026 FSC-klagomål.docx
@@ -1087,7 +1087,7 @@
     <w:r>
       <w:tab/>
       <w:tab/>
-      <w:t>2026-06-24</w:t>
+      <w:t>2026-06-25</w:t>
       <w:br/>
       <w:br/>
     </w:r>

--- a/klagomål/A 19252-2026 FSC-klagomål.docx
+++ b/klagomål/A 19252-2026 FSC-klagomål.docx
@@ -1087,7 +1087,7 @@
     <w:r>
       <w:tab/>
       <w:tab/>
-      <w:t>2026-06-25</w:t>
+      <w:t>2026-06-26</w:t>
       <w:br/>
       <w:br/>
     </w:r>

--- a/klagomål/A 19252-2026 FSC-klagomål.docx
+++ b/klagomål/A 19252-2026 FSC-klagomål.docx
@@ -1087,7 +1087,7 @@
     <w:r>
       <w:tab/>
       <w:tab/>
-      <w:t>2026-06-26</w:t>
+      <w:t>2026-06-27</w:t>
       <w:br/>
       <w:br/>
     </w:r>

--- a/klagomål/A 19252-2026 FSC-klagomål.docx
+++ b/klagomål/A 19252-2026 FSC-klagomål.docx
@@ -1087,7 +1087,7 @@
     <w:r>
       <w:tab/>
       <w:tab/>
-      <w:t>2026-06-27</w:t>
+      <w:t>2026-06-28</w:t>
       <w:br/>
       <w:br/>
     </w:r>

--- a/klagomål/A 19252-2026 FSC-klagomål.docx
+++ b/klagomål/A 19252-2026 FSC-klagomål.docx
@@ -1087,7 +1087,7 @@
     <w:r>
       <w:tab/>
       <w:tab/>
-      <w:t>2026-06-28</w:t>
+      <w:t>2026-06-29</w:t>
       <w:br/>
       <w:br/>
     </w:r>

--- a/klagomål/A 19252-2026 FSC-klagomål.docx
+++ b/klagomål/A 19252-2026 FSC-klagomål.docx
@@ -1087,7 +1087,7 @@
     <w:r>
       <w:tab/>
       <w:tab/>
-      <w:t>2026-06-29</w:t>
+      <w:t>2026-06-30</w:t>
       <w:br/>
       <w:br/>
     </w:r>

--- a/klagomål/A 19252-2026 FSC-klagomål.docx
+++ b/klagomål/A 19252-2026 FSC-klagomål.docx
@@ -1087,7 +1087,7 @@
     <w:r>
       <w:tab/>
       <w:tab/>
-      <w:t>2026-06-30</w:t>
+      <w:t>2026-07-01</w:t>
       <w:br/>
       <w:br/>
     </w:r>

--- a/klagomål/A 19252-2026 FSC-klagomål.docx
+++ b/klagomål/A 19252-2026 FSC-klagomål.docx
@@ -1087,7 +1087,7 @@
     <w:r>
       <w:tab/>
       <w:tab/>
-      <w:t>2026-07-01</w:t>
+      <w:t>2026-07-02</w:t>
       <w:br/>
       <w:br/>
     </w:r>

--- a/klagomål/A 19252-2026 FSC-klagomål.docx
+++ b/klagomål/A 19252-2026 FSC-klagomål.docx
@@ -1087,7 +1087,7 @@
     <w:r>
       <w:tab/>
       <w:tab/>
-      <w:t>2026-07-13</w:t>
+      <w:t>2026-07-14</w:t>
       <w:br/>
       <w:br/>
     </w:r>

--- a/klagomål/A 19252-2026 FSC-klagomål.docx
+++ b/klagomål/A 19252-2026 FSC-klagomål.docx
@@ -1087,7 +1087,7 @@
     <w:r>
       <w:tab/>
       <w:tab/>
-      <w:t>2026-07-14</w:t>
+      <w:t>2026-07-15</w:t>
       <w:br/>
       <w:br/>
     </w:r>

--- a/klagomål/A 19252-2026 FSC-klagomål.docx
+++ b/klagomål/A 19252-2026 FSC-klagomål.docx
@@ -1087,7 +1087,7 @@
     <w:r>
       <w:tab/>
       <w:tab/>
-      <w:t>2026-07-15</w:t>
+      <w:t>2026-07-16</w:t>
       <w:br/>
       <w:br/>
     </w:r>

--- a/klagomål/A 19252-2026 FSC-klagomål.docx
+++ b/klagomål/A 19252-2026 FSC-klagomål.docx
@@ -1087,7 +1087,7 @@
     <w:r>
       <w:tab/>
       <w:tab/>
-      <w:t>2026-07-16</w:t>
+      <w:t>2026-07-17</w:t>
       <w:br/>
       <w:br/>
     </w:r>

--- a/klagomål/A 19252-2026 FSC-klagomål.docx
+++ b/klagomål/A 19252-2026 FSC-klagomål.docx
@@ -1087,7 +1087,7 @@
     <w:r>
       <w:tab/>
       <w:tab/>
-      <w:t>2026-07-17</w:t>
+      <w:t>2026-07-18</w:t>
       <w:br/>
       <w:br/>
     </w:r>

--- a/klagomål/A 19252-2026 FSC-klagomål.docx
+++ b/klagomål/A 19252-2026 FSC-klagomål.docx
@@ -1087,7 +1087,7 @@
     <w:r>
       <w:tab/>
       <w:tab/>
-      <w:t>2026-07-18</w:t>
+      <w:t>2026-07-19</w:t>
       <w:br/>
       <w:br/>
     </w:r>

--- a/klagomål/A 19252-2026 FSC-klagomål.docx
+++ b/klagomål/A 19252-2026 FSC-klagomål.docx
@@ -1087,7 +1087,7 @@
     <w:r>
       <w:tab/>
       <w:tab/>
-      <w:t>2026-07-19</w:t>
+      <w:t>2026-07-20</w:t>
       <w:br/>
       <w:br/>
     </w:r>

--- a/klagomål/A 19252-2026 FSC-klagomål.docx
+++ b/klagomål/A 19252-2026 FSC-klagomål.docx
@@ -1087,7 +1087,7 @@
     <w:r>
       <w:tab/>
       <w:tab/>
-      <w:t>2026-07-20</w:t>
+      <w:t>2026-07-21</w:t>
       <w:br/>
       <w:br/>
     </w:r>

--- a/klagomål/A 19252-2026 FSC-klagomål.docx
+++ b/klagomål/A 19252-2026 FSC-klagomål.docx
@@ -1087,7 +1087,7 @@
     <w:r>
       <w:tab/>
       <w:tab/>
-      <w:t>2026-07-21</w:t>
+      <w:t>2026-07-22</w:t>
       <w:br/>
       <w:br/>
     </w:r>

--- a/klagomål/A 19252-2026 FSC-klagomål.docx
+++ b/klagomål/A 19252-2026 FSC-klagomål.docx
@@ -1087,7 +1087,7 @@
     <w:r>
       <w:tab/>
       <w:tab/>
-      <w:t>2026-07-22</w:t>
+      <w:t>2026-07-23</w:t>
       <w:br/>
       <w:br/>
     </w:r>

--- a/klagomål/A 19252-2026 FSC-klagomål.docx
+++ b/klagomål/A 19252-2026 FSC-klagomål.docx
@@ -1087,7 +1087,7 @@
     <w:r>
       <w:tab/>
       <w:tab/>
-      <w:t>2026-07-23</w:t>
+      <w:t>2026-07-24</w:t>
       <w:br/>
       <w:br/>
     </w:r>

--- a/klagomål/A 19252-2026 FSC-klagomål.docx
+++ b/klagomål/A 19252-2026 FSC-klagomål.docx
@@ -1087,7 +1087,7 @@
     <w:r>
       <w:tab/>
       <w:tab/>
-      <w:t>2026-07-24</w:t>
+      <w:t>2026-07-25</w:t>
       <w:br/>
       <w:br/>
     </w:r>

--- a/klagomål/A 19252-2026 FSC-klagomål.docx
+++ b/klagomål/A 19252-2026 FSC-klagomål.docx
@@ -1087,7 +1087,7 @@
     <w:r>
       <w:tab/>
       <w:tab/>
-      <w:t>2026-07-25</w:t>
+      <w:t>2026-07-26</w:t>
       <w:br/>
       <w:br/>
     </w:r>

--- a/klagomål/A 19252-2026 FSC-klagomål.docx
+++ b/klagomål/A 19252-2026 FSC-klagomål.docx
@@ -1087,7 +1087,7 @@
     <w:r>
       <w:tab/>
       <w:tab/>
-      <w:t>2026-07-26</w:t>
+      <w:t>2026-07-27</w:t>
       <w:br/>
       <w:br/>
     </w:r>

--- a/klagomål/A 19252-2026 FSC-klagomål.docx
+++ b/klagomål/A 19252-2026 FSC-klagomål.docx
@@ -1087,7 +1087,7 @@
     <w:r>
       <w:tab/>
       <w:tab/>
-      <w:t>2026-07-27</w:t>
+      <w:t>2026-07-28</w:t>
       <w:br/>
       <w:br/>
     </w:r>

--- a/klagomål/A 19252-2026 FSC-klagomål.docx
+++ b/klagomål/A 19252-2026 FSC-klagomål.docx
@@ -1087,7 +1087,7 @@
     <w:r>
       <w:tab/>
       <w:tab/>
-      <w:t>2026-07-28</w:t>
+      <w:t>2026-07-29</w:t>
       <w:br/>
       <w:br/>
     </w:r>

--- a/klagomål/A 19252-2026 FSC-klagomål.docx
+++ b/klagomål/A 19252-2026 FSC-klagomål.docx
@@ -1087,7 +1087,7 @@
     <w:r>
       <w:tab/>
       <w:tab/>
-      <w:t>2026-07-29</w:t>
+      <w:t>2026-07-30</w:t>
       <w:br/>
       <w:br/>
     </w:r>

--- a/klagomål/A 19252-2026 FSC-klagomål.docx
+++ b/klagomål/A 19252-2026 FSC-klagomål.docx
@@ -1087,7 +1087,7 @@
     <w:r>
       <w:tab/>
       <w:tab/>
-      <w:t>2026-07-30</w:t>
+      <w:t>2026-07-31</w:t>
       <w:br/>
       <w:br/>
     </w:r>

--- a/klagomål/A 19252-2026 FSC-klagomål.docx
+++ b/klagomål/A 19252-2026 FSC-klagomål.docx
@@ -1087,7 +1087,7 @@
     <w:r>
       <w:tab/>
       <w:tab/>
-      <w:t>2026-07-31</w:t>
+      <w:t>2026-08-01</w:t>
       <w:br/>
       <w:br/>
     </w:r>

--- a/klagomål/A 19252-2026 FSC-klagomål.docx
+++ b/klagomål/A 19252-2026 FSC-klagomål.docx
@@ -1087,7 +1087,7 @@
     <w:r>
       <w:tab/>
       <w:tab/>
-      <w:t>2026-08-01</w:t>
+      <w:t>2026-08-02</w:t>
       <w:br/>
       <w:br/>
     </w:r>

--- a/klagomål/A 19252-2026 FSC-klagomål.docx
+++ b/klagomål/A 19252-2026 FSC-klagomål.docx
@@ -1087,7 +1087,7 @@
     <w:r>
       <w:tab/>
       <w:tab/>
-      <w:t>2026-08-02</w:t>
+      <w:t>2026-08-03</w:t>
       <w:br/>
       <w:br/>
     </w:r>

--- a/klagomål/A 19252-2026 FSC-klagomål.docx
+++ b/klagomål/A 19252-2026 FSC-klagomål.docx
@@ -1087,7 +1087,7 @@
     <w:r>
       <w:tab/>
       <w:tab/>
-      <w:t>2026-08-03</w:t>
+      <w:t>2026-08-05</w:t>
       <w:br/>
       <w:br/>
     </w:r>

--- a/klagomål/A 19252-2026 FSC-klagomål.docx
+++ b/klagomål/A 19252-2026 FSC-klagomål.docx
@@ -1087,7 +1087,7 @@
     <w:r>
       <w:tab/>
       <w:tab/>
-      <w:t>2026-08-05</w:t>
+      <w:t>2026-08-07</w:t>
       <w:br/>
       <w:br/>
     </w:r>

--- a/klagomål/A 19252-2026 FSC-klagomål.docx
+++ b/klagomål/A 19252-2026 FSC-klagomål.docx
@@ -1087,7 +1087,7 @@
     <w:r>
       <w:tab/>
       <w:tab/>
-      <w:t>2026-08-07</w:t>
+      <w:t>2026-08-08</w:t>
       <w:br/>
       <w:br/>
     </w:r>

--- a/klagomål/A 19252-2026 FSC-klagomål.docx
+++ b/klagomål/A 19252-2026 FSC-klagomål.docx
@@ -216,7 +216,7 @@
         <w:spacing w:after="240"/>
       </w:pPr>
       <w:r>
-        <w:t>Figur 1. Fyndplatser för naturvårdsarter i och inom 23 meter från avverkningsanmälan. Markörer utan svart kant är placerade på fyndplatsen. Markörer med svart kant är placerade vid sidan av fyndplatsen har ett svart streck som visar fyndplatsens exakta position. Kartans mittpunktskoordinat är N 6691731, E 668070 i SWEREF 99 TM.</w:t>
+        <w:t>Figur 1. Fyndplatser för naturvårdsarter i och inom 23 meter från avverkningsanmälan. Markörer utan svart kant är placerade på fyndplatsen. Markörer med svart kant är placerade vid sidan av fyndplatsen och har ett svart streck som visar fyndplatsens exakta position. Kartans mittpunktskoordinat är N 6691731, E 668070 i SWEREF 99 TM.</w:t>
       </w:r>
     </w:p>
     <w:p>
@@ -1087,7 +1087,7 @@
     <w:r>
       <w:tab/>
       <w:tab/>
-      <w:t>2026-08-14</w:t>
+      <w:t>2026-08-15</w:t>
       <w:br/>
       <w:br/>
     </w:r>

--- a/klagomål/A 19252-2026 FSC-klagomål.docx
+++ b/klagomål/A 19252-2026 FSC-klagomål.docx
@@ -1087,7 +1087,7 @@
     <w:r>
       <w:tab/>
       <w:tab/>
-      <w:t>2026-08-15</w:t>
+      <w:t>2026-08-16</w:t>
       <w:br/>
       <w:br/>
     </w:r>

--- a/klagomål/A 19252-2026 FSC-klagomål.docx
+++ b/klagomål/A 19252-2026 FSC-klagomål.docx
@@ -1087,7 +1087,7 @@
     <w:r>
       <w:tab/>
       <w:tab/>
-      <w:t>2026-08-16</w:t>
+      <w:t>2026-08-17</w:t>
       <w:br/>
       <w:br/>
     </w:r>

--- a/klagomål/A 19252-2026 FSC-klagomål.docx
+++ b/klagomål/A 19252-2026 FSC-klagomål.docx
@@ -1087,7 +1087,7 @@
     <w:r>
       <w:tab/>
       <w:tab/>
-      <w:t>2026-08-17</w:t>
+      <w:t>2026-08-18</w:t>
       <w:br/>
       <w:br/>
     </w:r>

--- a/klagomål/A 19252-2026 FSC-klagomål.docx
+++ b/klagomål/A 19252-2026 FSC-klagomål.docx
@@ -1087,7 +1087,7 @@
     <w:r>
       <w:tab/>
       <w:tab/>
-      <w:t>2026-08-18</w:t>
+      <w:t>2026-08-19</w:t>
       <w:br/>
       <w:br/>
     </w:r>

--- a/klagomål/A 19252-2026 FSC-klagomål.docx
+++ b/klagomål/A 19252-2026 FSC-klagomål.docx
@@ -1087,7 +1087,7 @@
     <w:r>
       <w:tab/>
       <w:tab/>
-      <w:t>2026-08-19</w:t>
+      <w:t>2026-08-20</w:t>
       <w:br/>
       <w:br/>
     </w:r>

--- a/klagomål/A 19252-2026 FSC-klagomål.docx
+++ b/klagomål/A 19252-2026 FSC-klagomål.docx
@@ -1087,7 +1087,7 @@
     <w:r>
       <w:tab/>
       <w:tab/>
-      <w:t>2026-08-20</w:t>
+      <w:t>2026-08-21</w:t>
       <w:br/>
       <w:br/>
     </w:r>

--- a/klagomål/A 19252-2026 FSC-klagomål.docx
+++ b/klagomål/A 19252-2026 FSC-klagomål.docx
@@ -1087,7 +1087,7 @@
     <w:r>
       <w:tab/>
       <w:tab/>
-      <w:t>2026-08-21</w:t>
+      <w:t>2026-08-22</w:t>
       <w:br/>
       <w:br/>
     </w:r>

--- a/klagomål/A 19252-2026 FSC-klagomål.docx
+++ b/klagomål/A 19252-2026 FSC-klagomål.docx
@@ -1087,7 +1087,7 @@
     <w:r>
       <w:tab/>
       <w:tab/>
-      <w:t>2026-08-22</w:t>
+      <w:t>2026-08-23</w:t>
       <w:br/>
       <w:br/>
     </w:r>

--- a/klagomål/A 19252-2026 FSC-klagomål.docx
+++ b/klagomål/A 19252-2026 FSC-klagomål.docx
@@ -1087,7 +1087,7 @@
     <w:r>
       <w:tab/>
       <w:tab/>
-      <w:t>2026-08-23</w:t>
+      <w:t>2026-08-24</w:t>
       <w:br/>
       <w:br/>
     </w:r>

--- a/klagomål/A 19252-2026 FSC-klagomål.docx
+++ b/klagomål/A 19252-2026 FSC-klagomål.docx
@@ -1087,7 +1087,7 @@
     <w:r>
       <w:tab/>
       <w:tab/>
-      <w:t>2026-08-24</w:t>
+      <w:t>2026-08-25</w:t>
       <w:br/>
       <w:br/>
     </w:r>

--- a/klagomål/A 19252-2026 FSC-klagomål.docx
+++ b/klagomål/A 19252-2026 FSC-klagomål.docx
@@ -1087,7 +1087,7 @@
     <w:r>
       <w:tab/>
       <w:tab/>
-      <w:t>2026-08-25</w:t>
+      <w:t>2026-08-26</w:t>
       <w:br/>
       <w:br/>
     </w:r>

--- a/klagomål/A 19252-2026 FSC-klagomål.docx
+++ b/klagomål/A 19252-2026 FSC-klagomål.docx
@@ -1087,7 +1087,7 @@
     <w:r>
       <w:tab/>
       <w:tab/>
-      <w:t>2026-08-26</w:t>
+      <w:t>2026-08-27</w:t>
       <w:br/>
       <w:br/>
     </w:r>

--- a/klagomål/A 19252-2026 FSC-klagomål.docx
+++ b/klagomål/A 19252-2026 FSC-klagomål.docx
@@ -1087,7 +1087,7 @@
     <w:r>
       <w:tab/>
       <w:tab/>
-      <w:t>2026-08-27</w:t>
+      <w:t>2026-08-28</w:t>
       <w:br/>
       <w:br/>
     </w:r>

--- a/klagomål/A 19252-2026 FSC-klagomål.docx
+++ b/klagomål/A 19252-2026 FSC-klagomål.docx
@@ -1087,7 +1087,7 @@
     <w:r>
       <w:tab/>
       <w:tab/>
-      <w:t>2026-08-28</w:t>
+      <w:t>2026-08-29</w:t>
       <w:br/>
       <w:br/>
     </w:r>

--- a/klagomål/A 19252-2026 FSC-klagomål.docx
+++ b/klagomål/A 19252-2026 FSC-klagomål.docx
@@ -1087,7 +1087,7 @@
     <w:r>
       <w:tab/>
       <w:tab/>
-      <w:t>2026-08-29</w:t>
+      <w:t>2026-08-31</w:t>
       <w:br/>
       <w:br/>
     </w:r>

--- a/klagomål/A 19252-2026 FSC-klagomål.docx
+++ b/klagomål/A 19252-2026 FSC-klagomål.docx
@@ -1087,7 +1087,7 @@
     <w:r>
       <w:tab/>
       <w:tab/>
-      <w:t>2026-08-31</w:t>
+      <w:t>2026-09-01</w:t>
       <w:br/>
       <w:br/>
     </w:r>

--- a/klagomål/A 19252-2026 FSC-klagomål.docx
+++ b/klagomål/A 19252-2026 FSC-klagomål.docx
@@ -1087,7 +1087,7 @@
     <w:r>
       <w:tab/>
       <w:tab/>
-      <w:t>2026-09-01</w:t>
+      <w:t>2026-09-02</w:t>
       <w:br/>
       <w:br/>
     </w:r>

--- a/klagomål/A 19252-2026 FSC-klagomål.docx
+++ b/klagomål/A 19252-2026 FSC-klagomål.docx
@@ -1087,7 +1087,7 @@
     <w:r>
       <w:tab/>
       <w:tab/>
-      <w:t>2026-09-02</w:t>
+      <w:t>2026-09-03</w:t>
       <w:br/>
       <w:br/>
     </w:r>

--- a/klagomål/A 19252-2026 FSC-klagomål.docx
+++ b/klagomål/A 19252-2026 FSC-klagomål.docx
@@ -1087,7 +1087,7 @@
     <w:r>
       <w:tab/>
       <w:tab/>
-      <w:t>2026-09-03</w:t>
+      <w:t>2026-09-04</w:t>
       <w:br/>
       <w:br/>
     </w:r>

--- a/klagomål/A 19252-2026 FSC-klagomål.docx
+++ b/klagomål/A 19252-2026 FSC-klagomål.docx
@@ -1087,7 +1087,7 @@
     <w:r>
       <w:tab/>
       <w:tab/>
-      <w:t>2026-09-04</w:t>
+      <w:t>2026-09-05</w:t>
       <w:br/>
       <w:br/>
     </w:r>

--- a/klagomål/A 19252-2026 FSC-klagomål.docx
+++ b/klagomål/A 19252-2026 FSC-klagomål.docx
@@ -1087,7 +1087,7 @@
     <w:r>
       <w:tab/>
       <w:tab/>
-      <w:t>2026-09-05</w:t>
+      <w:t>2026-09-06</w:t>
       <w:br/>
       <w:br/>
     </w:r>

--- a/klagomål/A 19252-2026 FSC-klagomål.docx
+++ b/klagomål/A 19252-2026 FSC-klagomål.docx
@@ -1087,7 +1087,7 @@
     <w:r>
       <w:tab/>
       <w:tab/>
-      <w:t>2026-09-06</w:t>
+      <w:t>2026-09-07</w:t>
       <w:br/>
       <w:br/>
     </w:r>

--- a/klagomål/A 19252-2026 FSC-klagomål.docx
+++ b/klagomål/A 19252-2026 FSC-klagomål.docx
@@ -1087,7 +1087,7 @@
     <w:r>
       <w:tab/>
       <w:tab/>
-      <w:t>2026-09-07</w:t>
+      <w:t>2026-09-08</w:t>
       <w:br/>
       <w:br/>
     </w:r>

--- a/klagomål/A 19252-2026 FSC-klagomål.docx
+++ b/klagomål/A 19252-2026 FSC-klagomål.docx
@@ -1087,7 +1087,7 @@
     <w:r>
       <w:tab/>
       <w:tab/>
-      <w:t>2026-09-08</w:t>
+      <w:t>2026-09-09</w:t>
       <w:br/>
       <w:br/>
     </w:r>

--- a/klagomål/A 19252-2026 FSC-klagomål.docx
+++ b/klagomål/A 19252-2026 FSC-klagomål.docx
@@ -1087,7 +1087,7 @@
     <w:r>
       <w:tab/>
       <w:tab/>
-      <w:t>2026-09-09</w:t>
+      <w:t>2026-09-10</w:t>
       <w:br/>
       <w:br/>
     </w:r>

--- a/klagomål/A 19252-2026 FSC-klagomål.docx
+++ b/klagomål/A 19252-2026 FSC-klagomål.docx
@@ -1087,7 +1087,7 @@
     <w:r>
       <w:tab/>
       <w:tab/>
-      <w:t>2026-09-10</w:t>
+      <w:t>2026-09-11</w:t>
       <w:br/>
       <w:br/>
     </w:r>

--- a/klagomål/A 19252-2026 FSC-klagomål.docx
+++ b/klagomål/A 19252-2026 FSC-klagomål.docx
@@ -1087,7 +1087,7 @@
     <w:r>
       <w:tab/>
       <w:tab/>
-      <w:t>2026-09-11</w:t>
+      <w:t>2026-09-12</w:t>
       <w:br/>
       <w:br/>
     </w:r>
